--- a/Camunda-Token-Cost-Governor-Manual.docx
+++ b/Camunda-Token-Cost-Governor-Manual.docx
@@ -180,7 +180,7 @@
       <w:r>
         <w:fldChar w:fldCharType="separate"/>
       </w:r>
-      <w:hyperlink w:anchor="_Toc241235293" w:history="1">
+      <w:hyperlink w:anchor="_Toc241254631" w:history="1">
         <w:r>
           <w:rPr>
             <w:rStyle w:val="Hyperlink"/>
@@ -207,7 +207,7 @@
             <w:noProof/>
             <w:webHidden/>
           </w:rPr>
-          <w:instrText xml:space="preserve"> PAGEREF _Toc241235293 \h </w:instrText>
+          <w:instrText xml:space="preserve"> PAGEREF _Toc241254631 \h </w:instrText>
         </w:r>
         <w:r>
           <w:rPr>
@@ -254,7 +254,7 @@
           <w14:ligatures w14:val="standardContextual"/>
         </w:rPr>
       </w:pPr>
-      <w:hyperlink w:anchor="_Toc241235294" w:history="1">
+      <w:hyperlink w:anchor="_Toc241254632" w:history="1">
         <w:r>
           <w:rPr>
             <w:rStyle w:val="Hyperlink"/>
@@ -281,7 +281,7 @@
             <w:noProof/>
             <w:webHidden/>
           </w:rPr>
-          <w:instrText xml:space="preserve"> PAGEREF _Toc241235294 \h </w:instrText>
+          <w:instrText xml:space="preserve"> PAGEREF _Toc241254632 \h </w:instrText>
         </w:r>
         <w:r>
           <w:rPr>
@@ -328,7 +328,7 @@
           <w14:ligatures w14:val="standardContextual"/>
         </w:rPr>
       </w:pPr>
-      <w:hyperlink w:anchor="_Toc241235295" w:history="1">
+      <w:hyperlink w:anchor="_Toc241254633" w:history="1">
         <w:r>
           <w:rPr>
             <w:rStyle w:val="Hyperlink"/>
@@ -355,7 +355,7 @@
             <w:noProof/>
             <w:webHidden/>
           </w:rPr>
-          <w:instrText xml:space="preserve"> PAGEREF _Toc241235295 \h </w:instrText>
+          <w:instrText xml:space="preserve"> PAGEREF _Toc241254633 \h </w:instrText>
         </w:r>
         <w:r>
           <w:rPr>
@@ -402,7 +402,7 @@
           <w14:ligatures w14:val="standardContextual"/>
         </w:rPr>
       </w:pPr>
-      <w:hyperlink w:anchor="_Toc241235296" w:history="1">
+      <w:hyperlink w:anchor="_Toc241254634" w:history="1">
         <w:r>
           <w:rPr>
             <w:rStyle w:val="Hyperlink"/>
@@ -429,7 +429,7 @@
             <w:noProof/>
             <w:webHidden/>
           </w:rPr>
-          <w:instrText xml:space="preserve"> PAGEREF _Toc241235296 \h </w:instrText>
+          <w:instrText xml:space="preserve"> PAGEREF _Toc241254634 \h </w:instrText>
         </w:r>
         <w:r>
           <w:rPr>
@@ -476,13 +476,13 @@
           <w14:ligatures w14:val="standardContextual"/>
         </w:rPr>
       </w:pPr>
-      <w:hyperlink w:anchor="_Toc241235297" w:history="1">
+      <w:hyperlink w:anchor="_Toc241254635" w:history="1">
         <w:r>
           <w:rPr>
             <w:rStyle w:val="Hyperlink"/>
             <w:noProof/>
           </w:rPr>
-          <w:t>2.1 The one thing this connector needs that it can't derive itself</w:t>
+          <w:t>2.2 What happens on one call, step by step</w:t>
         </w:r>
         <w:r>
           <w:rPr>
@@ -503,229 +503,7 @@
             <w:noProof/>
             <w:webHidden/>
           </w:rPr>
-          <w:instrText xml:space="preserve"> PAGEREF _Toc241235297 \h </w:instrText>
-        </w:r>
-        <w:r>
-          <w:rPr>
-            <w:noProof/>
-            <w:webHidden/>
-          </w:rPr>
-        </w:r>
-        <w:r>
-          <w:rPr>
-            <w:noProof/>
-            <w:webHidden/>
-          </w:rPr>
-          <w:fldChar w:fldCharType="separate"/>
-        </w:r>
-        <w:r>
-          <w:rPr>
-            <w:noProof/>
-            <w:webHidden/>
-          </w:rPr>
-          <w:t>4</w:t>
-        </w:r>
-        <w:r>
-          <w:rPr>
-            <w:noProof/>
-            <w:webHidden/>
-          </w:rPr>
-          <w:fldChar w:fldCharType="end"/>
-        </w:r>
-      </w:hyperlink>
-    </w:p>
-    <w:p>
-      <w:pPr>
-        <w:pStyle w:val="TOC2"/>
-        <w:tabs>
-          <w:tab w:val="right" w:leader="dot" w:pos="10790"/>
-        </w:tabs>
-        <w:rPr>
-          <w:rFonts w:asciiTheme="minorHAnsi" w:hAnsiTheme="minorHAnsi"/>
-          <w:noProof/>
-          <w:kern w:val="2"/>
-          <w:sz w:val="24"/>
-          <w:szCs w:val="30"/>
-          <w:lang w:val="en-IN" w:eastAsia="en-IN" w:bidi="bn-IN"/>
-          <w14:ligatures w14:val="standardContextual"/>
-        </w:rPr>
-      </w:pPr>
-      <w:hyperlink w:anchor="_Toc241235298" w:history="1">
-        <w:r>
-          <w:rPr>
-            <w:rStyle w:val="Hyperlink"/>
-            <w:noProof/>
-          </w:rPr>
-          <w:t>2.2 How the pieces fit together</w:t>
-        </w:r>
-        <w:r>
-          <w:rPr>
-            <w:noProof/>
-            <w:webHidden/>
-          </w:rPr>
-          <w:tab/>
-        </w:r>
-        <w:r>
-          <w:rPr>
-            <w:noProof/>
-            <w:webHidden/>
-          </w:rPr>
-          <w:fldChar w:fldCharType="begin"/>
-        </w:r>
-        <w:r>
-          <w:rPr>
-            <w:noProof/>
-            <w:webHidden/>
-          </w:rPr>
-          <w:instrText xml:space="preserve"> PAGEREF _Toc241235298 \h </w:instrText>
-        </w:r>
-        <w:r>
-          <w:rPr>
-            <w:noProof/>
-            <w:webHidden/>
-          </w:rPr>
-        </w:r>
-        <w:r>
-          <w:rPr>
-            <w:noProof/>
-            <w:webHidden/>
-          </w:rPr>
-          <w:fldChar w:fldCharType="separate"/>
-        </w:r>
-        <w:r>
-          <w:rPr>
-            <w:noProof/>
-            <w:webHidden/>
-          </w:rPr>
-          <w:t>4</w:t>
-        </w:r>
-        <w:r>
-          <w:rPr>
-            <w:noProof/>
-            <w:webHidden/>
-          </w:rPr>
-          <w:fldChar w:fldCharType="end"/>
-        </w:r>
-      </w:hyperlink>
-    </w:p>
-    <w:p>
-      <w:pPr>
-        <w:pStyle w:val="TOC2"/>
-        <w:tabs>
-          <w:tab w:val="right" w:leader="dot" w:pos="10790"/>
-        </w:tabs>
-        <w:rPr>
-          <w:rFonts w:asciiTheme="minorHAnsi" w:hAnsiTheme="minorHAnsi"/>
-          <w:noProof/>
-          <w:kern w:val="2"/>
-          <w:sz w:val="24"/>
-          <w:szCs w:val="30"/>
-          <w:lang w:val="en-IN" w:eastAsia="en-IN" w:bidi="bn-IN"/>
-          <w14:ligatures w14:val="standardContextual"/>
-        </w:rPr>
-      </w:pPr>
-      <w:hyperlink w:anchor="_Toc241235299" w:history="1">
-        <w:r>
-          <w:rPr>
-            <w:rStyle w:val="Hyperlink"/>
-            <w:noProof/>
-          </w:rPr>
-          <w:t>2.3 What happens on one call, step by step</w:t>
-        </w:r>
-        <w:r>
-          <w:rPr>
-            <w:noProof/>
-            <w:webHidden/>
-          </w:rPr>
-          <w:tab/>
-        </w:r>
-        <w:r>
-          <w:rPr>
-            <w:noProof/>
-            <w:webHidden/>
-          </w:rPr>
-          <w:fldChar w:fldCharType="begin"/>
-        </w:r>
-        <w:r>
-          <w:rPr>
-            <w:noProof/>
-            <w:webHidden/>
-          </w:rPr>
-          <w:instrText xml:space="preserve"> PAGEREF _Toc241235299 \h </w:instrText>
-        </w:r>
-        <w:r>
-          <w:rPr>
-            <w:noProof/>
-            <w:webHidden/>
-          </w:rPr>
-        </w:r>
-        <w:r>
-          <w:rPr>
-            <w:noProof/>
-            <w:webHidden/>
-          </w:rPr>
-          <w:fldChar w:fldCharType="separate"/>
-        </w:r>
-        <w:r>
-          <w:rPr>
-            <w:noProof/>
-            <w:webHidden/>
-          </w:rPr>
-          <w:t>4</w:t>
-        </w:r>
-        <w:r>
-          <w:rPr>
-            <w:noProof/>
-            <w:webHidden/>
-          </w:rPr>
-          <w:fldChar w:fldCharType="end"/>
-        </w:r>
-      </w:hyperlink>
-    </w:p>
-    <w:p>
-      <w:pPr>
-        <w:pStyle w:val="TOC1"/>
-        <w:tabs>
-          <w:tab w:val="right" w:leader="dot" w:pos="10790"/>
-        </w:tabs>
-        <w:rPr>
-          <w:rFonts w:asciiTheme="minorHAnsi" w:hAnsiTheme="minorHAnsi"/>
-          <w:noProof/>
-          <w:kern w:val="2"/>
-          <w:sz w:val="24"/>
-          <w:szCs w:val="30"/>
-          <w:lang w:val="en-IN" w:eastAsia="en-IN" w:bidi="bn-IN"/>
-          <w14:ligatures w14:val="standardContextual"/>
-        </w:rPr>
-      </w:pPr>
-      <w:hyperlink w:anchor="_Toc241235300" w:history="1">
-        <w:r>
-          <w:rPr>
-            <w:rStyle w:val="Hyperlink"/>
-            <w:noProof/>
-          </w:rPr>
-          <w:t>3. Prerequisites</w:t>
-        </w:r>
-        <w:r>
-          <w:rPr>
-            <w:noProof/>
-            <w:webHidden/>
-          </w:rPr>
-          <w:tab/>
-        </w:r>
-        <w:r>
-          <w:rPr>
-            <w:noProof/>
-            <w:webHidden/>
-          </w:rPr>
-          <w:fldChar w:fldCharType="begin"/>
-        </w:r>
-        <w:r>
-          <w:rPr>
-            <w:noProof/>
-            <w:webHidden/>
-          </w:rPr>
-          <w:instrText xml:space="preserve"> PAGEREF _Toc241235300 \h </w:instrText>
+          <w:instrText xml:space="preserve"> PAGEREF _Toc241254635 \h </w:instrText>
         </w:r>
         <w:r>
           <w:rPr>
@@ -772,7 +550,81 @@
           <w14:ligatures w14:val="standardContextual"/>
         </w:rPr>
       </w:pPr>
-      <w:hyperlink w:anchor="_Toc241235301" w:history="1">
+      <w:hyperlink w:anchor="_Toc241254636" w:history="1">
+        <w:r>
+          <w:rPr>
+            <w:rStyle w:val="Hyperlink"/>
+            <w:noProof/>
+          </w:rPr>
+          <w:t>3. Prerequisites</w:t>
+        </w:r>
+        <w:r>
+          <w:rPr>
+            <w:noProof/>
+            <w:webHidden/>
+          </w:rPr>
+          <w:tab/>
+        </w:r>
+        <w:r>
+          <w:rPr>
+            <w:noProof/>
+            <w:webHidden/>
+          </w:rPr>
+          <w:fldChar w:fldCharType="begin"/>
+        </w:r>
+        <w:r>
+          <w:rPr>
+            <w:noProof/>
+            <w:webHidden/>
+          </w:rPr>
+          <w:instrText xml:space="preserve"> PAGEREF _Toc241254636 \h </w:instrText>
+        </w:r>
+        <w:r>
+          <w:rPr>
+            <w:noProof/>
+            <w:webHidden/>
+          </w:rPr>
+        </w:r>
+        <w:r>
+          <w:rPr>
+            <w:noProof/>
+            <w:webHidden/>
+          </w:rPr>
+          <w:fldChar w:fldCharType="separate"/>
+        </w:r>
+        <w:r>
+          <w:rPr>
+            <w:noProof/>
+            <w:webHidden/>
+          </w:rPr>
+          <w:t>6</w:t>
+        </w:r>
+        <w:r>
+          <w:rPr>
+            <w:noProof/>
+            <w:webHidden/>
+          </w:rPr>
+          <w:fldChar w:fldCharType="end"/>
+        </w:r>
+      </w:hyperlink>
+    </w:p>
+    <w:p>
+      <w:pPr>
+        <w:pStyle w:val="TOC1"/>
+        <w:tabs>
+          <w:tab w:val="right" w:leader="dot" w:pos="10790"/>
+        </w:tabs>
+        <w:rPr>
+          <w:rFonts w:asciiTheme="minorHAnsi" w:hAnsiTheme="minorHAnsi"/>
+          <w:noProof/>
+          <w:kern w:val="2"/>
+          <w:sz w:val="24"/>
+          <w:szCs w:val="30"/>
+          <w:lang w:val="en-IN" w:eastAsia="en-IN" w:bidi="bn-IN"/>
+          <w14:ligatures w14:val="standardContextual"/>
+        </w:rPr>
+      </w:pPr>
+      <w:hyperlink w:anchor="_Toc241254637" w:history="1">
         <w:r>
           <w:rPr>
             <w:rStyle w:val="Hyperlink"/>
@@ -799,7 +651,7 @@
             <w:noProof/>
             <w:webHidden/>
           </w:rPr>
-          <w:instrText xml:space="preserve"> PAGEREF _Toc241235301 \h </w:instrText>
+          <w:instrText xml:space="preserve"> PAGEREF _Toc241254637 \h </w:instrText>
         </w:r>
         <w:r>
           <w:rPr>
@@ -819,7 +671,7 @@
             <w:noProof/>
             <w:webHidden/>
           </w:rPr>
-          <w:t>5</w:t>
+          <w:t>6</w:t>
         </w:r>
         <w:r>
           <w:rPr>
@@ -846,7 +698,7 @@
           <w14:ligatures w14:val="standardContextual"/>
         </w:rPr>
       </w:pPr>
-      <w:hyperlink w:anchor="_Toc241235302" w:history="1">
+      <w:hyperlink w:anchor="_Toc241254638" w:history="1">
         <w:r>
           <w:rPr>
             <w:rStyle w:val="Hyperlink"/>
@@ -888,229 +740,7 @@
             <w:noProof/>
             <w:webHidden/>
           </w:rPr>
-          <w:instrText xml:space="preserve"> PAGEREF _Toc241235302 \h </w:instrText>
-        </w:r>
-        <w:r>
-          <w:rPr>
-            <w:noProof/>
-            <w:webHidden/>
-          </w:rPr>
-        </w:r>
-        <w:r>
-          <w:rPr>
-            <w:noProof/>
-            <w:webHidden/>
-          </w:rPr>
-          <w:fldChar w:fldCharType="separate"/>
-        </w:r>
-        <w:r>
-          <w:rPr>
-            <w:noProof/>
-            <w:webHidden/>
-          </w:rPr>
-          <w:t>6</w:t>
-        </w:r>
-        <w:r>
-          <w:rPr>
-            <w:noProof/>
-            <w:webHidden/>
-          </w:rPr>
-          <w:fldChar w:fldCharType="end"/>
-        </w:r>
-      </w:hyperlink>
-    </w:p>
-    <w:p>
-      <w:pPr>
-        <w:pStyle w:val="TOC2"/>
-        <w:tabs>
-          <w:tab w:val="right" w:leader="dot" w:pos="10790"/>
-        </w:tabs>
-        <w:rPr>
-          <w:rFonts w:asciiTheme="minorHAnsi" w:hAnsiTheme="minorHAnsi"/>
-          <w:noProof/>
-          <w:kern w:val="2"/>
-          <w:sz w:val="24"/>
-          <w:szCs w:val="30"/>
-          <w:lang w:val="en-IN" w:eastAsia="en-IN" w:bidi="bn-IN"/>
-          <w14:ligatures w14:val="standardContextual"/>
-        </w:rPr>
-      </w:pPr>
-      <w:hyperlink w:anchor="_Toc241235303" w:history="1">
-        <w:r>
-          <w:rPr>
-            <w:rStyle w:val="Hyperlink"/>
-            <w:noProof/>
-          </w:rPr>
-          <w:t>5.1 Why a cluster secret, not a form field</w:t>
-        </w:r>
-        <w:r>
-          <w:rPr>
-            <w:noProof/>
-            <w:webHidden/>
-          </w:rPr>
-          <w:tab/>
-        </w:r>
-        <w:r>
-          <w:rPr>
-            <w:noProof/>
-            <w:webHidden/>
-          </w:rPr>
-          <w:fldChar w:fldCharType="begin"/>
-        </w:r>
-        <w:r>
-          <w:rPr>
-            <w:noProof/>
-            <w:webHidden/>
-          </w:rPr>
-          <w:instrText xml:space="preserve"> PAGEREF _Toc241235303 \h </w:instrText>
-        </w:r>
-        <w:r>
-          <w:rPr>
-            <w:noProof/>
-            <w:webHidden/>
-          </w:rPr>
-        </w:r>
-        <w:r>
-          <w:rPr>
-            <w:noProof/>
-            <w:webHidden/>
-          </w:rPr>
-          <w:fldChar w:fldCharType="separate"/>
-        </w:r>
-        <w:r>
-          <w:rPr>
-            <w:noProof/>
-            <w:webHidden/>
-          </w:rPr>
-          <w:t>6</w:t>
-        </w:r>
-        <w:r>
-          <w:rPr>
-            <w:noProof/>
-            <w:webHidden/>
-          </w:rPr>
-          <w:fldChar w:fldCharType="end"/>
-        </w:r>
-      </w:hyperlink>
-    </w:p>
-    <w:p>
-      <w:pPr>
-        <w:pStyle w:val="TOC2"/>
-        <w:tabs>
-          <w:tab w:val="right" w:leader="dot" w:pos="10790"/>
-        </w:tabs>
-        <w:rPr>
-          <w:rFonts w:asciiTheme="minorHAnsi" w:hAnsiTheme="minorHAnsi"/>
-          <w:noProof/>
-          <w:kern w:val="2"/>
-          <w:sz w:val="24"/>
-          <w:szCs w:val="30"/>
-          <w:lang w:val="en-IN" w:eastAsia="en-IN" w:bidi="bn-IN"/>
-          <w14:ligatures w14:val="standardContextual"/>
-        </w:rPr>
-      </w:pPr>
-      <w:hyperlink w:anchor="_Toc241235304" w:history="1">
-        <w:r>
-          <w:rPr>
-            <w:rStyle w:val="Hyperlink"/>
-            <w:noProof/>
-          </w:rPr>
-          <w:t>5.2 Creating the secret</w:t>
-        </w:r>
-        <w:r>
-          <w:rPr>
-            <w:noProof/>
-            <w:webHidden/>
-          </w:rPr>
-          <w:tab/>
-        </w:r>
-        <w:r>
-          <w:rPr>
-            <w:noProof/>
-            <w:webHidden/>
-          </w:rPr>
-          <w:fldChar w:fldCharType="begin"/>
-        </w:r>
-        <w:r>
-          <w:rPr>
-            <w:noProof/>
-            <w:webHidden/>
-          </w:rPr>
-          <w:instrText xml:space="preserve"> PAGEREF _Toc241235304 \h </w:instrText>
-        </w:r>
-        <w:r>
-          <w:rPr>
-            <w:noProof/>
-            <w:webHidden/>
-          </w:rPr>
-        </w:r>
-        <w:r>
-          <w:rPr>
-            <w:noProof/>
-            <w:webHidden/>
-          </w:rPr>
-          <w:fldChar w:fldCharType="separate"/>
-        </w:r>
-        <w:r>
-          <w:rPr>
-            <w:noProof/>
-            <w:webHidden/>
-          </w:rPr>
-          <w:t>6</w:t>
-        </w:r>
-        <w:r>
-          <w:rPr>
-            <w:noProof/>
-            <w:webHidden/>
-          </w:rPr>
-          <w:fldChar w:fldCharType="end"/>
-        </w:r>
-      </w:hyperlink>
-    </w:p>
-    <w:p>
-      <w:pPr>
-        <w:pStyle w:val="TOC2"/>
-        <w:tabs>
-          <w:tab w:val="right" w:leader="dot" w:pos="10790"/>
-        </w:tabs>
-        <w:rPr>
-          <w:rFonts w:asciiTheme="minorHAnsi" w:hAnsiTheme="minorHAnsi"/>
-          <w:noProof/>
-          <w:kern w:val="2"/>
-          <w:sz w:val="24"/>
-          <w:szCs w:val="30"/>
-          <w:lang w:val="en-IN" w:eastAsia="en-IN" w:bidi="bn-IN"/>
-          <w14:ligatures w14:val="standardContextual"/>
-        </w:rPr>
-      </w:pPr>
-      <w:hyperlink w:anchor="_Toc241235305" w:history="1">
-        <w:r>
-          <w:rPr>
-            <w:rStyle w:val="Hyperlink"/>
-            <w:noProof/>
-          </w:rPr>
-          <w:t>5.3 Two behaviors worth understanding before you rely on this</w:t>
-        </w:r>
-        <w:r>
-          <w:rPr>
-            <w:noProof/>
-            <w:webHidden/>
-          </w:rPr>
-          <w:tab/>
-        </w:r>
-        <w:r>
-          <w:rPr>
-            <w:noProof/>
-            <w:webHidden/>
-          </w:rPr>
-          <w:fldChar w:fldCharType="begin"/>
-        </w:r>
-        <w:r>
-          <w:rPr>
-            <w:noProof/>
-            <w:webHidden/>
-          </w:rPr>
-          <w:instrText xml:space="preserve"> PAGEREF _Toc241235305 \h </w:instrText>
+          <w:instrText xml:space="preserve"> PAGEREF _Toc241254638 \h </w:instrText>
         </w:r>
         <w:r>
           <w:rPr>
@@ -1157,13 +787,13 @@
           <w14:ligatures w14:val="standardContextual"/>
         </w:rPr>
       </w:pPr>
-      <w:hyperlink w:anchor="_Toc241235306" w:history="1">
+      <w:hyperlink w:anchor="_Toc241254639" w:history="1">
         <w:r>
           <w:rPr>
             <w:rStyle w:val="Hyperlink"/>
             <w:noProof/>
           </w:rPr>
-          <w:t>5.4 The bundled default table</w:t>
+          <w:t>Creating the secret</w:t>
         </w:r>
         <w:r>
           <w:rPr>
@@ -1184,7 +814,7 @@
             <w:noProof/>
             <w:webHidden/>
           </w:rPr>
-          <w:instrText xml:space="preserve"> PAGEREF _Toc241235306 \h </w:instrText>
+          <w:instrText xml:space="preserve"> PAGEREF _Toc241254639 \h </w:instrText>
         </w:r>
         <w:r>
           <w:rPr>
@@ -1217,7 +847,7 @@
     </w:p>
     <w:p>
       <w:pPr>
-        <w:pStyle w:val="TOC1"/>
+        <w:pStyle w:val="TOC2"/>
         <w:tabs>
           <w:tab w:val="right" w:leader="dot" w:pos="10790"/>
         </w:tabs>
@@ -1231,13 +861,13 @@
           <w14:ligatures w14:val="standardContextual"/>
         </w:rPr>
       </w:pPr>
-      <w:hyperlink w:anchor="_Toc241235307" w:history="1">
+      <w:hyperlink w:anchor="_Toc241254640" w:history="1">
         <w:r>
           <w:rPr>
             <w:rStyle w:val="Hyperlink"/>
             <w:noProof/>
           </w:rPr>
-          <w:t>6. Configuring the connector in Modeler, step by step</w:t>
+          <w:t>5.3 Two behaviors worth understanding before you rely on this</w:t>
         </w:r>
         <w:r>
           <w:rPr>
@@ -1258,155 +888,7 @@
             <w:noProof/>
             <w:webHidden/>
           </w:rPr>
-          <w:instrText xml:space="preserve"> PAGEREF _Toc241235307 \h </w:instrText>
-        </w:r>
-        <w:r>
-          <w:rPr>
-            <w:noProof/>
-            <w:webHidden/>
-          </w:rPr>
-        </w:r>
-        <w:r>
-          <w:rPr>
-            <w:noProof/>
-            <w:webHidden/>
-          </w:rPr>
-          <w:fldChar w:fldCharType="separate"/>
-        </w:r>
-        <w:r>
-          <w:rPr>
-            <w:noProof/>
-            <w:webHidden/>
-          </w:rPr>
-          <w:t>7</w:t>
-        </w:r>
-        <w:r>
-          <w:rPr>
-            <w:noProof/>
-            <w:webHidden/>
-          </w:rPr>
-          <w:fldChar w:fldCharType="end"/>
-        </w:r>
-      </w:hyperlink>
-    </w:p>
-    <w:p>
-      <w:pPr>
-        <w:pStyle w:val="TOC2"/>
-        <w:tabs>
-          <w:tab w:val="right" w:leader="dot" w:pos="10790"/>
-        </w:tabs>
-        <w:rPr>
-          <w:rFonts w:asciiTheme="minorHAnsi" w:hAnsiTheme="minorHAnsi"/>
-          <w:noProof/>
-          <w:kern w:val="2"/>
-          <w:sz w:val="24"/>
-          <w:szCs w:val="30"/>
-          <w:lang w:val="en-IN" w:eastAsia="en-IN" w:bidi="bn-IN"/>
-          <w14:ligatures w14:val="standardContextual"/>
-        </w:rPr>
-      </w:pPr>
-      <w:hyperlink w:anchor="_Toc241235308" w:history="1">
-        <w:r>
-          <w:rPr>
-            <w:rStyle w:val="Hyperlink"/>
-            <w:noProof/>
-          </w:rPr>
-          <w:t>6.1 Installing the element template</w:t>
-        </w:r>
-        <w:r>
-          <w:rPr>
-            <w:noProof/>
-            <w:webHidden/>
-          </w:rPr>
-          <w:tab/>
-        </w:r>
-        <w:r>
-          <w:rPr>
-            <w:noProof/>
-            <w:webHidden/>
-          </w:rPr>
-          <w:fldChar w:fldCharType="begin"/>
-        </w:r>
-        <w:r>
-          <w:rPr>
-            <w:noProof/>
-            <w:webHidden/>
-          </w:rPr>
-          <w:instrText xml:space="preserve"> PAGEREF _Toc241235308 \h </w:instrText>
-        </w:r>
-        <w:r>
-          <w:rPr>
-            <w:noProof/>
-            <w:webHidden/>
-          </w:rPr>
-        </w:r>
-        <w:r>
-          <w:rPr>
-            <w:noProof/>
-            <w:webHidden/>
-          </w:rPr>
-          <w:fldChar w:fldCharType="separate"/>
-        </w:r>
-        <w:r>
-          <w:rPr>
-            <w:noProof/>
-            <w:webHidden/>
-          </w:rPr>
-          <w:t>7</w:t>
-        </w:r>
-        <w:r>
-          <w:rPr>
-            <w:noProof/>
-            <w:webHidden/>
-          </w:rPr>
-          <w:fldChar w:fldCharType="end"/>
-        </w:r>
-      </w:hyperlink>
-    </w:p>
-    <w:p>
-      <w:pPr>
-        <w:pStyle w:val="TOC2"/>
-        <w:tabs>
-          <w:tab w:val="right" w:leader="dot" w:pos="10790"/>
-        </w:tabs>
-        <w:rPr>
-          <w:rFonts w:asciiTheme="minorHAnsi" w:hAnsiTheme="minorHAnsi"/>
-          <w:noProof/>
-          <w:kern w:val="2"/>
-          <w:sz w:val="24"/>
-          <w:szCs w:val="30"/>
-          <w:lang w:val="en-IN" w:eastAsia="en-IN" w:bidi="bn-IN"/>
-          <w14:ligatures w14:val="standardContextual"/>
-        </w:rPr>
-      </w:pPr>
-      <w:hyperlink w:anchor="_Toc241235309" w:history="1">
-        <w:r>
-          <w:rPr>
-            <w:rStyle w:val="Hyperlink"/>
-            <w:noProof/>
-          </w:rPr>
-          <w:t>6.2 Adding the connector to your process</w:t>
-        </w:r>
-        <w:r>
-          <w:rPr>
-            <w:noProof/>
-            <w:webHidden/>
-          </w:rPr>
-          <w:tab/>
-        </w:r>
-        <w:r>
-          <w:rPr>
-            <w:noProof/>
-            <w:webHidden/>
-          </w:rPr>
-          <w:fldChar w:fldCharType="begin"/>
-        </w:r>
-        <w:r>
-          <w:rPr>
-            <w:noProof/>
-            <w:webHidden/>
-          </w:rPr>
-          <w:instrText xml:space="preserve"> PAGEREF _Toc241235309 \h </w:instrText>
+          <w:instrText xml:space="preserve"> PAGEREF _Toc241254640 \h </w:instrText>
         </w:r>
         <w:r>
           <w:rPr>
@@ -1453,7 +935,303 @@
           <w14:ligatures w14:val="standardContextual"/>
         </w:rPr>
       </w:pPr>
-      <w:hyperlink w:anchor="_Toc241235310" w:history="1">
+      <w:hyperlink w:anchor="_Toc241254641" w:history="1">
+        <w:r>
+          <w:rPr>
+            <w:rStyle w:val="Hyperlink"/>
+            <w:noProof/>
+          </w:rPr>
+          <w:t>5.4 The bundled default table</w:t>
+        </w:r>
+        <w:r>
+          <w:rPr>
+            <w:noProof/>
+            <w:webHidden/>
+          </w:rPr>
+          <w:tab/>
+        </w:r>
+        <w:r>
+          <w:rPr>
+            <w:noProof/>
+            <w:webHidden/>
+          </w:rPr>
+          <w:fldChar w:fldCharType="begin"/>
+        </w:r>
+        <w:r>
+          <w:rPr>
+            <w:noProof/>
+            <w:webHidden/>
+          </w:rPr>
+          <w:instrText xml:space="preserve"> PAGEREF _Toc241254641 \h </w:instrText>
+        </w:r>
+        <w:r>
+          <w:rPr>
+            <w:noProof/>
+            <w:webHidden/>
+          </w:rPr>
+        </w:r>
+        <w:r>
+          <w:rPr>
+            <w:noProof/>
+            <w:webHidden/>
+          </w:rPr>
+          <w:fldChar w:fldCharType="separate"/>
+        </w:r>
+        <w:r>
+          <w:rPr>
+            <w:noProof/>
+            <w:webHidden/>
+          </w:rPr>
+          <w:t>8</w:t>
+        </w:r>
+        <w:r>
+          <w:rPr>
+            <w:noProof/>
+            <w:webHidden/>
+          </w:rPr>
+          <w:fldChar w:fldCharType="end"/>
+        </w:r>
+      </w:hyperlink>
+    </w:p>
+    <w:p>
+      <w:pPr>
+        <w:pStyle w:val="TOC1"/>
+        <w:tabs>
+          <w:tab w:val="right" w:leader="dot" w:pos="10790"/>
+        </w:tabs>
+        <w:rPr>
+          <w:rFonts w:asciiTheme="minorHAnsi" w:hAnsiTheme="minorHAnsi"/>
+          <w:noProof/>
+          <w:kern w:val="2"/>
+          <w:sz w:val="24"/>
+          <w:szCs w:val="30"/>
+          <w:lang w:val="en-IN" w:eastAsia="en-IN" w:bidi="bn-IN"/>
+          <w14:ligatures w14:val="standardContextual"/>
+        </w:rPr>
+      </w:pPr>
+      <w:hyperlink w:anchor="_Toc241254642" w:history="1">
+        <w:r>
+          <w:rPr>
+            <w:rStyle w:val="Hyperlink"/>
+            <w:noProof/>
+          </w:rPr>
+          <w:t>6. Configuring the connector in Modeler, step by step</w:t>
+        </w:r>
+        <w:r>
+          <w:rPr>
+            <w:noProof/>
+            <w:webHidden/>
+          </w:rPr>
+          <w:tab/>
+        </w:r>
+        <w:r>
+          <w:rPr>
+            <w:noProof/>
+            <w:webHidden/>
+          </w:rPr>
+          <w:fldChar w:fldCharType="begin"/>
+        </w:r>
+        <w:r>
+          <w:rPr>
+            <w:noProof/>
+            <w:webHidden/>
+          </w:rPr>
+          <w:instrText xml:space="preserve"> PAGEREF _Toc241254642 \h </w:instrText>
+        </w:r>
+        <w:r>
+          <w:rPr>
+            <w:noProof/>
+            <w:webHidden/>
+          </w:rPr>
+        </w:r>
+        <w:r>
+          <w:rPr>
+            <w:noProof/>
+            <w:webHidden/>
+          </w:rPr>
+          <w:fldChar w:fldCharType="separate"/>
+        </w:r>
+        <w:r>
+          <w:rPr>
+            <w:noProof/>
+            <w:webHidden/>
+          </w:rPr>
+          <w:t>8</w:t>
+        </w:r>
+        <w:r>
+          <w:rPr>
+            <w:noProof/>
+            <w:webHidden/>
+          </w:rPr>
+          <w:fldChar w:fldCharType="end"/>
+        </w:r>
+      </w:hyperlink>
+    </w:p>
+    <w:p>
+      <w:pPr>
+        <w:pStyle w:val="TOC2"/>
+        <w:tabs>
+          <w:tab w:val="right" w:leader="dot" w:pos="10790"/>
+        </w:tabs>
+        <w:rPr>
+          <w:rFonts w:asciiTheme="minorHAnsi" w:hAnsiTheme="minorHAnsi"/>
+          <w:noProof/>
+          <w:kern w:val="2"/>
+          <w:sz w:val="24"/>
+          <w:szCs w:val="30"/>
+          <w:lang w:val="en-IN" w:eastAsia="en-IN" w:bidi="bn-IN"/>
+          <w14:ligatures w14:val="standardContextual"/>
+        </w:rPr>
+      </w:pPr>
+      <w:hyperlink w:anchor="_Toc241254643" w:history="1">
+        <w:r>
+          <w:rPr>
+            <w:rStyle w:val="Hyperlink"/>
+            <w:noProof/>
+          </w:rPr>
+          <w:t>6.1 Installing the element template</w:t>
+        </w:r>
+        <w:r>
+          <w:rPr>
+            <w:noProof/>
+            <w:webHidden/>
+          </w:rPr>
+          <w:tab/>
+        </w:r>
+        <w:r>
+          <w:rPr>
+            <w:noProof/>
+            <w:webHidden/>
+          </w:rPr>
+          <w:fldChar w:fldCharType="begin"/>
+        </w:r>
+        <w:r>
+          <w:rPr>
+            <w:noProof/>
+            <w:webHidden/>
+          </w:rPr>
+          <w:instrText xml:space="preserve"> PAGEREF _Toc241254643 \h </w:instrText>
+        </w:r>
+        <w:r>
+          <w:rPr>
+            <w:noProof/>
+            <w:webHidden/>
+          </w:rPr>
+        </w:r>
+        <w:r>
+          <w:rPr>
+            <w:noProof/>
+            <w:webHidden/>
+          </w:rPr>
+          <w:fldChar w:fldCharType="separate"/>
+        </w:r>
+        <w:r>
+          <w:rPr>
+            <w:noProof/>
+            <w:webHidden/>
+          </w:rPr>
+          <w:t>8</w:t>
+        </w:r>
+        <w:r>
+          <w:rPr>
+            <w:noProof/>
+            <w:webHidden/>
+          </w:rPr>
+          <w:fldChar w:fldCharType="end"/>
+        </w:r>
+      </w:hyperlink>
+    </w:p>
+    <w:p>
+      <w:pPr>
+        <w:pStyle w:val="TOC2"/>
+        <w:tabs>
+          <w:tab w:val="right" w:leader="dot" w:pos="10790"/>
+        </w:tabs>
+        <w:rPr>
+          <w:rFonts w:asciiTheme="minorHAnsi" w:hAnsiTheme="minorHAnsi"/>
+          <w:noProof/>
+          <w:kern w:val="2"/>
+          <w:sz w:val="24"/>
+          <w:szCs w:val="30"/>
+          <w:lang w:val="en-IN" w:eastAsia="en-IN" w:bidi="bn-IN"/>
+          <w14:ligatures w14:val="standardContextual"/>
+        </w:rPr>
+      </w:pPr>
+      <w:hyperlink w:anchor="_Toc241254644" w:history="1">
+        <w:r>
+          <w:rPr>
+            <w:rStyle w:val="Hyperlink"/>
+            <w:noProof/>
+          </w:rPr>
+          <w:t>6.2 Adding the connector to your process</w:t>
+        </w:r>
+        <w:r>
+          <w:rPr>
+            <w:noProof/>
+            <w:webHidden/>
+          </w:rPr>
+          <w:tab/>
+        </w:r>
+        <w:r>
+          <w:rPr>
+            <w:noProof/>
+            <w:webHidden/>
+          </w:rPr>
+          <w:fldChar w:fldCharType="begin"/>
+        </w:r>
+        <w:r>
+          <w:rPr>
+            <w:noProof/>
+            <w:webHidden/>
+          </w:rPr>
+          <w:instrText xml:space="preserve"> PAGEREF _Toc241254644 \h </w:instrText>
+        </w:r>
+        <w:r>
+          <w:rPr>
+            <w:noProof/>
+            <w:webHidden/>
+          </w:rPr>
+        </w:r>
+        <w:r>
+          <w:rPr>
+            <w:noProof/>
+            <w:webHidden/>
+          </w:rPr>
+          <w:fldChar w:fldCharType="separate"/>
+        </w:r>
+        <w:r>
+          <w:rPr>
+            <w:noProof/>
+            <w:webHidden/>
+          </w:rPr>
+          <w:t>8</w:t>
+        </w:r>
+        <w:r>
+          <w:rPr>
+            <w:noProof/>
+            <w:webHidden/>
+          </w:rPr>
+          <w:fldChar w:fldCharType="end"/>
+        </w:r>
+      </w:hyperlink>
+    </w:p>
+    <w:p>
+      <w:pPr>
+        <w:pStyle w:val="TOC2"/>
+        <w:tabs>
+          <w:tab w:val="right" w:leader="dot" w:pos="10790"/>
+        </w:tabs>
+        <w:rPr>
+          <w:rFonts w:asciiTheme="minorHAnsi" w:hAnsiTheme="minorHAnsi"/>
+          <w:noProof/>
+          <w:kern w:val="2"/>
+          <w:sz w:val="24"/>
+          <w:szCs w:val="30"/>
+          <w:lang w:val="en-IN" w:eastAsia="en-IN" w:bidi="bn-IN"/>
+          <w14:ligatures w14:val="standardContextual"/>
+        </w:rPr>
+      </w:pPr>
+      <w:hyperlink w:anchor="_Toc241254645" w:history="1">
         <w:r>
           <w:rPr>
             <w:rStyle w:val="Hyperlink"/>
@@ -1480,7 +1258,7 @@
             <w:noProof/>
             <w:webHidden/>
           </w:rPr>
-          <w:instrText xml:space="preserve"> PAGEREF _Toc241235310 \h </w:instrText>
+          <w:instrText xml:space="preserve"> PAGEREF _Toc241254645 \h </w:instrText>
         </w:r>
         <w:r>
           <w:rPr>
@@ -1527,7 +1305,7 @@
           <w14:ligatures w14:val="standardContextual"/>
         </w:rPr>
       </w:pPr>
-      <w:hyperlink w:anchor="_Toc241235311" w:history="1">
+      <w:hyperlink w:anchor="_Toc241254646" w:history="1">
         <w:r>
           <w:rPr>
             <w:rStyle w:val="Hyperlink"/>
@@ -1554,81 +1332,7 @@
             <w:noProof/>
             <w:webHidden/>
           </w:rPr>
-          <w:instrText xml:space="preserve"> PAGEREF _Toc241235311 \h </w:instrText>
-        </w:r>
-        <w:r>
-          <w:rPr>
-            <w:noProof/>
-            <w:webHidden/>
-          </w:rPr>
-        </w:r>
-        <w:r>
-          <w:rPr>
-            <w:noProof/>
-            <w:webHidden/>
-          </w:rPr>
-          <w:fldChar w:fldCharType="separate"/>
-        </w:r>
-        <w:r>
-          <w:rPr>
-            <w:noProof/>
-            <w:webHidden/>
-          </w:rPr>
-          <w:t>9</w:t>
-        </w:r>
-        <w:r>
-          <w:rPr>
-            <w:noProof/>
-            <w:webHidden/>
-          </w:rPr>
-          <w:fldChar w:fldCharType="end"/>
-        </w:r>
-      </w:hyperlink>
-    </w:p>
-    <w:p>
-      <w:pPr>
-        <w:pStyle w:val="TOC1"/>
-        <w:tabs>
-          <w:tab w:val="right" w:leader="dot" w:pos="10790"/>
-        </w:tabs>
-        <w:rPr>
-          <w:rFonts w:asciiTheme="minorHAnsi" w:hAnsiTheme="minorHAnsi"/>
-          <w:noProof/>
-          <w:kern w:val="2"/>
-          <w:sz w:val="24"/>
-          <w:szCs w:val="30"/>
-          <w:lang w:val="en-IN" w:eastAsia="en-IN" w:bidi="bn-IN"/>
-          <w14:ligatures w14:val="standardContextual"/>
-        </w:rPr>
-      </w:pPr>
-      <w:hyperlink w:anchor="_Toc241235312" w:history="1">
-        <w:r>
-          <w:rPr>
-            <w:rStyle w:val="Hyperlink"/>
-            <w:noProof/>
-          </w:rPr>
-          <w:t>7. BPMN error codes</w:t>
-        </w:r>
-        <w:r>
-          <w:rPr>
-            <w:noProof/>
-            <w:webHidden/>
-          </w:rPr>
-          <w:tab/>
-        </w:r>
-        <w:r>
-          <w:rPr>
-            <w:noProof/>
-            <w:webHidden/>
-          </w:rPr>
-          <w:fldChar w:fldCharType="begin"/>
-        </w:r>
-        <w:r>
-          <w:rPr>
-            <w:noProof/>
-            <w:webHidden/>
-          </w:rPr>
-          <w:instrText xml:space="preserve"> PAGEREF _Toc241235312 \h </w:instrText>
+          <w:instrText xml:space="preserve"> PAGEREF _Toc241254646 \h </w:instrText>
         </w:r>
         <w:r>
           <w:rPr>
@@ -1675,13 +1379,13 @@
           <w14:ligatures w14:val="standardContextual"/>
         </w:rPr>
       </w:pPr>
-      <w:hyperlink w:anchor="_Toc241235313" w:history="1">
+      <w:hyperlink w:anchor="_Toc241254647" w:history="1">
         <w:r>
           <w:rPr>
             <w:rStyle w:val="Hyperlink"/>
             <w:noProof/>
           </w:rPr>
-          <w:t>8. Prometheus metrics</w:t>
+          <w:t>7. BPMN error codes</w:t>
         </w:r>
         <w:r>
           <w:rPr>
@@ -1702,155 +1406,7 @@
             <w:noProof/>
             <w:webHidden/>
           </w:rPr>
-          <w:instrText xml:space="preserve"> PAGEREF _Toc241235313 \h </w:instrText>
-        </w:r>
-        <w:r>
-          <w:rPr>
-            <w:noProof/>
-            <w:webHidden/>
-          </w:rPr>
-        </w:r>
-        <w:r>
-          <w:rPr>
-            <w:noProof/>
-            <w:webHidden/>
-          </w:rPr>
-          <w:fldChar w:fldCharType="separate"/>
-        </w:r>
-        <w:r>
-          <w:rPr>
-            <w:noProof/>
-            <w:webHidden/>
-          </w:rPr>
-          <w:t>11</w:t>
-        </w:r>
-        <w:r>
-          <w:rPr>
-            <w:noProof/>
-            <w:webHidden/>
-          </w:rPr>
-          <w:fldChar w:fldCharType="end"/>
-        </w:r>
-      </w:hyperlink>
-    </w:p>
-    <w:p>
-      <w:pPr>
-        <w:pStyle w:val="TOC2"/>
-        <w:tabs>
-          <w:tab w:val="right" w:leader="dot" w:pos="10790"/>
-        </w:tabs>
-        <w:rPr>
-          <w:rFonts w:asciiTheme="minorHAnsi" w:hAnsiTheme="minorHAnsi"/>
-          <w:noProof/>
-          <w:kern w:val="2"/>
-          <w:sz w:val="24"/>
-          <w:szCs w:val="30"/>
-          <w:lang w:val="en-IN" w:eastAsia="en-IN" w:bidi="bn-IN"/>
-          <w14:ligatures w14:val="standardContextual"/>
-        </w:rPr>
-      </w:pPr>
-      <w:hyperlink w:anchor="_Toc241235314" w:history="1">
-        <w:r>
-          <w:rPr>
-            <w:rStyle w:val="Hyperlink"/>
-            <w:noProof/>
-          </w:rPr>
-          <w:t>8.1 Why this works with no extra setup</w:t>
-        </w:r>
-        <w:r>
-          <w:rPr>
-            <w:noProof/>
-            <w:webHidden/>
-          </w:rPr>
-          <w:tab/>
-        </w:r>
-        <w:r>
-          <w:rPr>
-            <w:noProof/>
-            <w:webHidden/>
-          </w:rPr>
-          <w:fldChar w:fldCharType="begin"/>
-        </w:r>
-        <w:r>
-          <w:rPr>
-            <w:noProof/>
-            <w:webHidden/>
-          </w:rPr>
-          <w:instrText xml:space="preserve"> PAGEREF _Toc241235314 \h </w:instrText>
-        </w:r>
-        <w:r>
-          <w:rPr>
-            <w:noProof/>
-            <w:webHidden/>
-          </w:rPr>
-        </w:r>
-        <w:r>
-          <w:rPr>
-            <w:noProof/>
-            <w:webHidden/>
-          </w:rPr>
-          <w:fldChar w:fldCharType="separate"/>
-        </w:r>
-        <w:r>
-          <w:rPr>
-            <w:noProof/>
-            <w:webHidden/>
-          </w:rPr>
-          <w:t>11</w:t>
-        </w:r>
-        <w:r>
-          <w:rPr>
-            <w:noProof/>
-            <w:webHidden/>
-          </w:rPr>
-          <w:fldChar w:fldCharType="end"/>
-        </w:r>
-      </w:hyperlink>
-    </w:p>
-    <w:p>
-      <w:pPr>
-        <w:pStyle w:val="TOC2"/>
-        <w:tabs>
-          <w:tab w:val="right" w:leader="dot" w:pos="10790"/>
-        </w:tabs>
-        <w:rPr>
-          <w:rFonts w:asciiTheme="minorHAnsi" w:hAnsiTheme="minorHAnsi"/>
-          <w:noProof/>
-          <w:kern w:val="2"/>
-          <w:sz w:val="24"/>
-          <w:szCs w:val="30"/>
-          <w:lang w:val="en-IN" w:eastAsia="en-IN" w:bidi="bn-IN"/>
-          <w14:ligatures w14:val="standardContextual"/>
-        </w:rPr>
-      </w:pPr>
-      <w:hyperlink w:anchor="_Toc241235315" w:history="1">
-        <w:r>
-          <w:rPr>
-            <w:rStyle w:val="Hyperlink"/>
-            <w:noProof/>
-          </w:rPr>
-          <w:t>8.2 Wiring up charts</w:t>
-        </w:r>
-        <w:r>
-          <w:rPr>
-            <w:noProof/>
-            <w:webHidden/>
-          </w:rPr>
-          <w:tab/>
-        </w:r>
-        <w:r>
-          <w:rPr>
-            <w:noProof/>
-            <w:webHidden/>
-          </w:rPr>
-          <w:fldChar w:fldCharType="begin"/>
-        </w:r>
-        <w:r>
-          <w:rPr>
-            <w:noProof/>
-            <w:webHidden/>
-          </w:rPr>
-          <w:instrText xml:space="preserve"> PAGEREF _Toc241235315 \h </w:instrText>
+          <w:instrText xml:space="preserve"> PAGEREF _Toc241254647 \h </w:instrText>
         </w:r>
         <w:r>
           <w:rPr>
@@ -1897,13 +1453,13 @@
           <w14:ligatures w14:val="standardContextual"/>
         </w:rPr>
       </w:pPr>
-      <w:hyperlink w:anchor="_Toc241235316" w:history="1">
+      <w:hyperlink w:anchor="_Toc241254648" w:history="1">
         <w:r>
           <w:rPr>
             <w:rStyle w:val="Hyperlink"/>
             <w:noProof/>
           </w:rPr>
-          <w:t>9. Reporting in Camunda Optimize</w:t>
+          <w:t>8. Prometheus metrics</w:t>
         </w:r>
         <w:r>
           <w:rPr>
@@ -1924,7 +1480,155 @@
             <w:noProof/>
             <w:webHidden/>
           </w:rPr>
-          <w:instrText xml:space="preserve"> PAGEREF _Toc241235316 \h </w:instrText>
+          <w:instrText xml:space="preserve"> PAGEREF _Toc241254648 \h </w:instrText>
+        </w:r>
+        <w:r>
+          <w:rPr>
+            <w:noProof/>
+            <w:webHidden/>
+          </w:rPr>
+        </w:r>
+        <w:r>
+          <w:rPr>
+            <w:noProof/>
+            <w:webHidden/>
+          </w:rPr>
+          <w:fldChar w:fldCharType="separate"/>
+        </w:r>
+        <w:r>
+          <w:rPr>
+            <w:noProof/>
+            <w:webHidden/>
+          </w:rPr>
+          <w:t>12</w:t>
+        </w:r>
+        <w:r>
+          <w:rPr>
+            <w:noProof/>
+            <w:webHidden/>
+          </w:rPr>
+          <w:fldChar w:fldCharType="end"/>
+        </w:r>
+      </w:hyperlink>
+    </w:p>
+    <w:p>
+      <w:pPr>
+        <w:pStyle w:val="TOC2"/>
+        <w:tabs>
+          <w:tab w:val="right" w:leader="dot" w:pos="10790"/>
+        </w:tabs>
+        <w:rPr>
+          <w:rFonts w:asciiTheme="minorHAnsi" w:hAnsiTheme="minorHAnsi"/>
+          <w:noProof/>
+          <w:kern w:val="2"/>
+          <w:sz w:val="24"/>
+          <w:szCs w:val="30"/>
+          <w:lang w:val="en-IN" w:eastAsia="en-IN" w:bidi="bn-IN"/>
+          <w14:ligatures w14:val="standardContextual"/>
+        </w:rPr>
+      </w:pPr>
+      <w:hyperlink w:anchor="_Toc241254649" w:history="1">
+        <w:r>
+          <w:rPr>
+            <w:rStyle w:val="Hyperlink"/>
+            <w:noProof/>
+          </w:rPr>
+          <w:t>8.1 Why this works with no extra setup</w:t>
+        </w:r>
+        <w:r>
+          <w:rPr>
+            <w:noProof/>
+            <w:webHidden/>
+          </w:rPr>
+          <w:tab/>
+        </w:r>
+        <w:r>
+          <w:rPr>
+            <w:noProof/>
+            <w:webHidden/>
+          </w:rPr>
+          <w:fldChar w:fldCharType="begin"/>
+        </w:r>
+        <w:r>
+          <w:rPr>
+            <w:noProof/>
+            <w:webHidden/>
+          </w:rPr>
+          <w:instrText xml:space="preserve"> PAGEREF _Toc241254649 \h </w:instrText>
+        </w:r>
+        <w:r>
+          <w:rPr>
+            <w:noProof/>
+            <w:webHidden/>
+          </w:rPr>
+        </w:r>
+        <w:r>
+          <w:rPr>
+            <w:noProof/>
+            <w:webHidden/>
+          </w:rPr>
+          <w:fldChar w:fldCharType="separate"/>
+        </w:r>
+        <w:r>
+          <w:rPr>
+            <w:noProof/>
+            <w:webHidden/>
+          </w:rPr>
+          <w:t>12</w:t>
+        </w:r>
+        <w:r>
+          <w:rPr>
+            <w:noProof/>
+            <w:webHidden/>
+          </w:rPr>
+          <w:fldChar w:fldCharType="end"/>
+        </w:r>
+      </w:hyperlink>
+    </w:p>
+    <w:p>
+      <w:pPr>
+        <w:pStyle w:val="TOC2"/>
+        <w:tabs>
+          <w:tab w:val="right" w:leader="dot" w:pos="10790"/>
+        </w:tabs>
+        <w:rPr>
+          <w:rFonts w:asciiTheme="minorHAnsi" w:hAnsiTheme="minorHAnsi"/>
+          <w:noProof/>
+          <w:kern w:val="2"/>
+          <w:sz w:val="24"/>
+          <w:szCs w:val="30"/>
+          <w:lang w:val="en-IN" w:eastAsia="en-IN" w:bidi="bn-IN"/>
+          <w14:ligatures w14:val="standardContextual"/>
+        </w:rPr>
+      </w:pPr>
+      <w:hyperlink w:anchor="_Toc241254650" w:history="1">
+        <w:r>
+          <w:rPr>
+            <w:rStyle w:val="Hyperlink"/>
+            <w:noProof/>
+          </w:rPr>
+          <w:t>8.2 Wiring up charts</w:t>
+        </w:r>
+        <w:r>
+          <w:rPr>
+            <w:noProof/>
+            <w:webHidden/>
+          </w:rPr>
+          <w:tab/>
+        </w:r>
+        <w:r>
+          <w:rPr>
+            <w:noProof/>
+            <w:webHidden/>
+          </w:rPr>
+          <w:fldChar w:fldCharType="begin"/>
+        </w:r>
+        <w:r>
+          <w:rPr>
+            <w:noProof/>
+            <w:webHidden/>
+          </w:rPr>
+          <w:instrText xml:space="preserve"> PAGEREF _Toc241254650 \h </w:instrText>
         </w:r>
         <w:r>
           <w:rPr>
@@ -1957,7 +1661,7 @@
     </w:p>
     <w:p>
       <w:pPr>
-        <w:pStyle w:val="TOC2"/>
+        <w:pStyle w:val="TOC1"/>
         <w:tabs>
           <w:tab w:val="right" w:leader="dot" w:pos="10790"/>
         </w:tabs>
@@ -1971,13 +1675,13 @@
           <w14:ligatures w14:val="standardContextual"/>
         </w:rPr>
       </w:pPr>
-      <w:hyperlink w:anchor="_Toc241235317" w:history="1">
+      <w:hyperlink w:anchor="_Toc241254651" w:history="1">
         <w:r>
           <w:rPr>
             <w:rStyle w:val="Hyperlink"/>
             <w:noProof/>
           </w:rPr>
-          <w:t>9.1 Import the ready-made dashboard (recommended)</w:t>
+          <w:t>9. Reporting in Camunda Optimize</w:t>
         </w:r>
         <w:r>
           <w:rPr>
@@ -1998,81 +1702,7 @@
             <w:noProof/>
             <w:webHidden/>
           </w:rPr>
-          <w:instrText xml:space="preserve"> PAGEREF _Toc241235317 \h </w:instrText>
-        </w:r>
-        <w:r>
-          <w:rPr>
-            <w:noProof/>
-            <w:webHidden/>
-          </w:rPr>
-        </w:r>
-        <w:r>
-          <w:rPr>
-            <w:noProof/>
-            <w:webHidden/>
-          </w:rPr>
-          <w:fldChar w:fldCharType="separate"/>
-        </w:r>
-        <w:r>
-          <w:rPr>
-            <w:noProof/>
-            <w:webHidden/>
-          </w:rPr>
-          <w:t>13</w:t>
-        </w:r>
-        <w:r>
-          <w:rPr>
-            <w:noProof/>
-            <w:webHidden/>
-          </w:rPr>
-          <w:fldChar w:fldCharType="end"/>
-        </w:r>
-      </w:hyperlink>
-    </w:p>
-    <w:p>
-      <w:pPr>
-        <w:pStyle w:val="TOC2"/>
-        <w:tabs>
-          <w:tab w:val="right" w:leader="dot" w:pos="10790"/>
-        </w:tabs>
-        <w:rPr>
-          <w:rFonts w:asciiTheme="minorHAnsi" w:hAnsiTheme="minorHAnsi"/>
-          <w:noProof/>
-          <w:kern w:val="2"/>
-          <w:sz w:val="24"/>
-          <w:szCs w:val="30"/>
-          <w:lang w:val="en-IN" w:eastAsia="en-IN" w:bidi="bn-IN"/>
-          <w14:ligatures w14:val="standardContextual"/>
-        </w:rPr>
-      </w:pPr>
-      <w:hyperlink w:anchor="_Toc241235318" w:history="1">
-        <w:r>
-          <w:rPr>
-            <w:rStyle w:val="Hyperlink"/>
-            <w:noProof/>
-          </w:rPr>
-          <w:t>9.2 Why this works, and its limits</w:t>
-        </w:r>
-        <w:r>
-          <w:rPr>
-            <w:noProof/>
-            <w:webHidden/>
-          </w:rPr>
-          <w:tab/>
-        </w:r>
-        <w:r>
-          <w:rPr>
-            <w:noProof/>
-            <w:webHidden/>
-          </w:rPr>
-          <w:fldChar w:fldCharType="begin"/>
-        </w:r>
-        <w:r>
-          <w:rPr>
-            <w:noProof/>
-            <w:webHidden/>
-          </w:rPr>
-          <w:instrText xml:space="preserve"> PAGEREF _Toc241235318 \h </w:instrText>
+          <w:instrText xml:space="preserve"> PAGEREF _Toc241254651 \h </w:instrText>
         </w:r>
         <w:r>
           <w:rPr>
@@ -2105,7 +1735,7 @@
     </w:p>
     <w:p>
       <w:pPr>
-        <w:pStyle w:val="TOC1"/>
+        <w:pStyle w:val="TOC2"/>
         <w:tabs>
           <w:tab w:val="right" w:leader="dot" w:pos="10790"/>
         </w:tabs>
@@ -2119,13 +1749,13 @@
           <w14:ligatures w14:val="standardContextual"/>
         </w:rPr>
       </w:pPr>
-      <w:hyperlink w:anchor="_Toc241235319" w:history="1">
+      <w:hyperlink w:anchor="_Toc241254652" w:history="1">
         <w:r>
           <w:rPr>
             <w:rStyle w:val="Hyperlink"/>
             <w:noProof/>
           </w:rPr>
-          <w:t>10. Troubleshooting / FAQ</w:t>
+          <w:t>9.1 Import the ready-made dashboard (recommended)</w:t>
         </w:r>
         <w:r>
           <w:rPr>
@@ -2146,7 +1776,7 @@
             <w:noProof/>
             <w:webHidden/>
           </w:rPr>
-          <w:instrText xml:space="preserve"> PAGEREF _Toc241235319 \h </w:instrText>
+          <w:instrText xml:space="preserve"> PAGEREF _Toc241254652 \h </w:instrText>
         </w:r>
         <w:r>
           <w:rPr>
@@ -2179,7 +1809,7 @@
     </w:p>
     <w:p>
       <w:pPr>
-        <w:pStyle w:val="TOC1"/>
+        <w:pStyle w:val="TOC2"/>
         <w:tabs>
           <w:tab w:val="right" w:leader="dot" w:pos="10790"/>
         </w:tabs>
@@ -2193,13 +1823,13 @@
           <w14:ligatures w14:val="standardContextual"/>
         </w:rPr>
       </w:pPr>
-      <w:hyperlink w:anchor="_Toc241235320" w:history="1">
+      <w:hyperlink w:anchor="_Toc241254653" w:history="1">
         <w:r>
           <w:rPr>
             <w:rStyle w:val="Hyperlink"/>
             <w:noProof/>
           </w:rPr>
-          <w:t>13. Known limitations</w:t>
+          <w:t>9.2 Why this works, and its limits</w:t>
         </w:r>
         <w:r>
           <w:rPr>
@@ -2220,7 +1850,81 @@
             <w:noProof/>
             <w:webHidden/>
           </w:rPr>
-          <w:instrText xml:space="preserve"> PAGEREF _Toc241235320 \h </w:instrText>
+          <w:instrText xml:space="preserve"> PAGEREF _Toc241254653 \h </w:instrText>
+        </w:r>
+        <w:r>
+          <w:rPr>
+            <w:noProof/>
+            <w:webHidden/>
+          </w:rPr>
+        </w:r>
+        <w:r>
+          <w:rPr>
+            <w:noProof/>
+            <w:webHidden/>
+          </w:rPr>
+          <w:fldChar w:fldCharType="separate"/>
+        </w:r>
+        <w:r>
+          <w:rPr>
+            <w:noProof/>
+            <w:webHidden/>
+          </w:rPr>
+          <w:t>15</w:t>
+        </w:r>
+        <w:r>
+          <w:rPr>
+            <w:noProof/>
+            <w:webHidden/>
+          </w:rPr>
+          <w:fldChar w:fldCharType="end"/>
+        </w:r>
+      </w:hyperlink>
+    </w:p>
+    <w:p>
+      <w:pPr>
+        <w:pStyle w:val="TOC1"/>
+        <w:tabs>
+          <w:tab w:val="right" w:leader="dot" w:pos="10790"/>
+        </w:tabs>
+        <w:rPr>
+          <w:rFonts w:asciiTheme="minorHAnsi" w:hAnsiTheme="minorHAnsi"/>
+          <w:noProof/>
+          <w:kern w:val="2"/>
+          <w:sz w:val="24"/>
+          <w:szCs w:val="30"/>
+          <w:lang w:val="en-IN" w:eastAsia="en-IN" w:bidi="bn-IN"/>
+          <w14:ligatures w14:val="standardContextual"/>
+        </w:rPr>
+      </w:pPr>
+      <w:hyperlink w:anchor="_Toc241254654" w:history="1">
+        <w:r>
+          <w:rPr>
+            <w:rStyle w:val="Hyperlink"/>
+            <w:noProof/>
+          </w:rPr>
+          <w:t>10. Troubleshooting / FAQ</w:t>
+        </w:r>
+        <w:r>
+          <w:rPr>
+            <w:noProof/>
+            <w:webHidden/>
+          </w:rPr>
+          <w:tab/>
+        </w:r>
+        <w:r>
+          <w:rPr>
+            <w:noProof/>
+            <w:webHidden/>
+          </w:rPr>
+          <w:fldChar w:fldCharType="begin"/>
+        </w:r>
+        <w:r>
+          <w:rPr>
+            <w:noProof/>
+            <w:webHidden/>
+          </w:rPr>
+          <w:instrText xml:space="preserve"> PAGEREF _Toc241254654 \h </w:instrText>
         </w:r>
         <w:r>
           <w:rPr>
@@ -2252,20 +1956,94 @@
       </w:hyperlink>
     </w:p>
     <w:p>
-      <w:r>
-        <w:lastRenderedPageBreak/>
-        <w:fldChar w:fldCharType="end"/>
-      </w:r>
+      <w:pPr>
+        <w:pStyle w:val="TOC1"/>
+        <w:tabs>
+          <w:tab w:val="right" w:leader="dot" w:pos="10790"/>
+        </w:tabs>
+        <w:rPr>
+          <w:rFonts w:asciiTheme="minorHAnsi" w:hAnsiTheme="minorHAnsi"/>
+          <w:noProof/>
+          <w:kern w:val="2"/>
+          <w:sz w:val="24"/>
+          <w:szCs w:val="30"/>
+          <w:lang w:val="en-IN" w:eastAsia="en-IN" w:bidi="bn-IN"/>
+          <w14:ligatures w14:val="standardContextual"/>
+        </w:rPr>
+      </w:pPr>
+      <w:hyperlink w:anchor="_Toc241254655" w:history="1">
+        <w:r>
+          <w:rPr>
+            <w:rStyle w:val="Hyperlink"/>
+            <w:noProof/>
+          </w:rPr>
+          <w:t>13. Known limitations</w:t>
+        </w:r>
+        <w:r>
+          <w:rPr>
+            <w:noProof/>
+            <w:webHidden/>
+          </w:rPr>
+          <w:tab/>
+        </w:r>
+        <w:r>
+          <w:rPr>
+            <w:noProof/>
+            <w:webHidden/>
+          </w:rPr>
+          <w:fldChar w:fldCharType="begin"/>
+        </w:r>
+        <w:r>
+          <w:rPr>
+            <w:noProof/>
+            <w:webHidden/>
+          </w:rPr>
+          <w:instrText xml:space="preserve"> PAGEREF _Toc241254655 \h </w:instrText>
+        </w:r>
+        <w:r>
+          <w:rPr>
+            <w:noProof/>
+            <w:webHidden/>
+          </w:rPr>
+        </w:r>
+        <w:r>
+          <w:rPr>
+            <w:noProof/>
+            <w:webHidden/>
+          </w:rPr>
+          <w:fldChar w:fldCharType="separate"/>
+        </w:r>
+        <w:r>
+          <w:rPr>
+            <w:noProof/>
+            <w:webHidden/>
+          </w:rPr>
+          <w:t>17</w:t>
+        </w:r>
+        <w:r>
+          <w:rPr>
+            <w:noProof/>
+            <w:webHidden/>
+          </w:rPr>
+          <w:fldChar w:fldCharType="end"/>
+        </w:r>
+      </w:hyperlink>
     </w:p>
     <w:p>
+      <w:r>
+        <w:fldChar w:fldCharType="end"/>
+      </w:r>
+    </w:p>
+    <w:p>
       <w:pPr>
         <w:pStyle w:val="Heading1"/>
       </w:pPr>
-      <w:bookmarkStart w:id="0" w:name="_Toc241235293"/>
+      <w:bookmarkStart w:id="0" w:name="_Toc241254631"/>
       <w:r>
         <w:rPr>
           <w:rFonts w:ascii="Segoe UI" w:hAnsi="Segoe UI"/>
         </w:rPr>
+        <w:lastRenderedPageBreak/>
         <w:t>1. Introduction</w:t>
       </w:r>
       <w:bookmarkEnd w:id="0"/>
@@ -2274,7 +2052,7 @@
       <w:pPr>
         <w:pStyle w:val="Heading2"/>
       </w:pPr>
-      <w:bookmarkStart w:id="1" w:name="_Toc241235294"/>
+      <w:bookmarkStart w:id="1" w:name="_Toc241254632"/>
       <w:r>
         <w:rPr>
           <w:rFonts w:ascii="Segoe UI" w:hAnsi="Segoe UI"/>
@@ -2445,7 +2223,7 @@
       <w:pPr>
         <w:pStyle w:val="Heading2"/>
       </w:pPr>
-      <w:bookmarkStart w:id="2" w:name="_Toc241235295"/>
+      <w:bookmarkStart w:id="2" w:name="_Toc241254633"/>
       <w:r>
         <w:rPr>
           <w:rFonts w:ascii="Segoe UI" w:hAnsi="Segoe UI"/>
@@ -2584,9 +2362,25 @@
     </w:p>
     <w:p>
       <w:pPr>
+        <w:spacing w:after="200"/>
+        <w:rPr>
+          <w:rFonts w:eastAsiaTheme="majorEastAsia" w:cstheme="majorBidi"/>
+          <w:b/>
+          <w:bCs/>
+          <w:color w:val="1F3864"/>
+          <w:sz w:val="36"/>
+          <w:szCs w:val="28"/>
+        </w:rPr>
+      </w:pPr>
+      <w:r>
+        <w:br w:type="page"/>
+      </w:r>
+    </w:p>
+    <w:p>
+      <w:pPr>
         <w:pStyle w:val="Heading1"/>
       </w:pPr>
-      <w:bookmarkStart w:id="3" w:name="_Toc241235296"/>
+      <w:bookmarkStart w:id="3" w:name="_Toc241254634"/>
       <w:r>
         <w:rPr>
           <w:rFonts w:ascii="Segoe UI" w:hAnsi="Segoe UI"/>
@@ -2595,19 +2389,6 @@
         <w:t>2. Architecture</w:t>
       </w:r>
       <w:bookmarkEnd w:id="3"/>
-    </w:p>
-    <w:p>
-      <w:pPr>
-        <w:pStyle w:val="Heading2"/>
-      </w:pPr>
-      <w:bookmarkStart w:id="4" w:name="_Toc241235297"/>
-      <w:r>
-        <w:rPr>
-          <w:rFonts w:ascii="Segoe UI" w:hAnsi="Segoe UI"/>
-        </w:rPr>
-        <w:t>2.1 The one thing this connector needs that it can't derive itself</w:t>
-      </w:r>
-      <w:bookmarkEnd w:id="4"/>
     </w:p>
     <w:p>
       <w:r>
@@ -2683,433 +2464,90 @@
       </w:r>
     </w:p>
     <w:p>
-      <w:r>
-        <w:t>If neither source has a price for the model you're asking about, the connector raises a BPMN error rather than guessing or silently reporting zero — see Section 7.</w:t>
+      <w:pPr>
+        <w:rPr>
+          <w:lang w:val="en-IN"/>
+        </w:rPr>
+      </w:pPr>
+      <w:r>
+        <w:rPr>
+          <w:lang w:val="en-IN"/>
+        </w:rPr>
+        <w:drawing>
+          <wp:inline distT="0" distB="0" distL="0" distR="0" wp14:anchorId="1B8916AD" wp14:editId="6D89C4D0">
+            <wp:extent cx="5493670" cy="6682740"/>
+            <wp:effectExtent l="0" t="0" r="0" b="3810"/>
+            <wp:docPr id="1022861193" name="Picture 2"/>
+            <wp:cNvGraphicFramePr>
+              <a:graphicFrameLocks xmlns:a="http://schemas.openxmlformats.org/drawingml/2006/main" noChangeAspect="1"/>
+            </wp:cNvGraphicFramePr>
+            <a:graphic xmlns:a="http://schemas.openxmlformats.org/drawingml/2006/main">
+              <a:graphicData uri="http://schemas.openxmlformats.org/drawingml/2006/picture">
+                <pic:pic xmlns:pic="http://schemas.openxmlformats.org/drawingml/2006/picture">
+                  <pic:nvPicPr>
+                    <pic:cNvPr id="0" name="Picture 6"/>
+                    <pic:cNvPicPr>
+                      <a:picLocks noChangeAspect="1" noChangeArrowheads="1"/>
+                    </pic:cNvPicPr>
+                  </pic:nvPicPr>
+                  <pic:blipFill>
+                    <a:blip r:embed="rId6">
+                      <a:extLst>
+                        <a:ext uri="{28A0092B-C50C-407E-A947-70E740481C1C}">
+                          <a14:useLocalDpi xmlns:a14="http://schemas.microsoft.com/office/drawing/2010/main" val="0"/>
+                        </a:ext>
+                      </a:extLst>
+                    </a:blip>
+                    <a:srcRect/>
+                    <a:stretch>
+                      <a:fillRect/>
+                    </a:stretch>
+                  </pic:blipFill>
+                  <pic:spPr bwMode="auto">
+                    <a:xfrm>
+                      <a:off x="0" y="0"/>
+                      <a:ext cx="5503399" cy="6694574"/>
+                    </a:xfrm>
+                    <a:prstGeom prst="rect">
+                      <a:avLst/>
+                    </a:prstGeom>
+                    <a:noFill/>
+                    <a:ln>
+                      <a:noFill/>
+                    </a:ln>
+                  </pic:spPr>
+                </pic:pic>
+              </a:graphicData>
+            </a:graphic>
+          </wp:inline>
+        </w:drawing>
       </w:r>
     </w:p>
     <w:p>
       <w:pPr>
         <w:pStyle w:val="Heading2"/>
       </w:pPr>
-      <w:bookmarkStart w:id="5" w:name="_Toc241235298"/>
+      <w:bookmarkStart w:id="4" w:name="_Toc241254635"/>
       <w:r>
         <w:rPr>
           <w:rFonts w:ascii="Segoe UI" w:hAnsi="Segoe UI"/>
         </w:rPr>
-        <w:t>2.2 How the pieces fit together</w:t>
-      </w:r>
-      <w:bookmarkEnd w:id="5"/>
-    </w:p>
-    <w:p>
-      <w:pPr>
-        <w:pBdr>
-          <w:top w:val="single" w:sz="4" w:space="4" w:color="C7C7C7"/>
-          <w:bottom w:val="single" w:sz="4" w:space="4" w:color="C7C7C7"/>
-        </w:pBdr>
-        <w:shd w:val="clear" w:color="auto" w:fill="F2F2F2"/>
-        <w:spacing w:after="0"/>
-        <w:ind w:left="216"/>
-      </w:pPr>
-      <w:r>
-        <w:rPr>
-          <w:rFonts w:ascii="Consolas" w:hAnsi="Consolas"/>
-          <w:color w:val="222222"/>
-          <w:sz w:val="19"/>
-        </w:rPr>
-        <w:t xml:space="preserve">AI Agent </w:t>
-      </w:r>
-      <w:proofErr w:type="gramStart"/>
-      <w:r>
-        <w:rPr>
-          <w:rFonts w:ascii="Consolas" w:hAnsi="Consolas"/>
-          <w:color w:val="222222"/>
-          <w:sz w:val="19"/>
-        </w:rPr>
-        <w:t>Task  ─</w:t>
-      </w:r>
-      <w:proofErr w:type="gramEnd"/>
-      <w:r>
-        <w:rPr>
-          <w:rFonts w:ascii="Consolas" w:hAnsi="Consolas"/>
-          <w:color w:val="222222"/>
-          <w:sz w:val="19"/>
-        </w:rPr>
-        <w:t>─</w:t>
-      </w:r>
-      <w:proofErr w:type="gramStart"/>
-      <w:r>
-        <w:rPr>
-          <w:rFonts w:ascii="Consolas" w:hAnsi="Consolas"/>
-          <w:color w:val="222222"/>
-          <w:sz w:val="19"/>
-        </w:rPr>
-        <w:t>►  agent</w:t>
-      </w:r>
-      <w:proofErr w:type="gramEnd"/>
-      <w:r>
-        <w:rPr>
-          <w:rFonts w:ascii="Consolas" w:hAnsi="Consolas"/>
-          <w:color w:val="222222"/>
-          <w:sz w:val="19"/>
-        </w:rPr>
-        <w:t xml:space="preserve"> (process variable; usage at </w:t>
-      </w:r>
-      <w:proofErr w:type="spellStart"/>
-      <w:proofErr w:type="gramStart"/>
-      <w:r>
-        <w:rPr>
-          <w:rFonts w:ascii="Consolas" w:hAnsi="Consolas"/>
-          <w:color w:val="222222"/>
-          <w:sz w:val="19"/>
-        </w:rPr>
-        <w:t>agent.context</w:t>
-      </w:r>
-      <w:proofErr w:type="gramEnd"/>
-      <w:r>
-        <w:rPr>
-          <w:rFonts w:ascii="Consolas" w:hAnsi="Consolas"/>
-          <w:color w:val="222222"/>
-          <w:sz w:val="19"/>
-        </w:rPr>
-        <w:t>.</w:t>
-      </w:r>
-      <w:proofErr w:type="gramStart"/>
-      <w:r>
-        <w:rPr>
-          <w:rFonts w:ascii="Consolas" w:hAnsi="Consolas"/>
-          <w:color w:val="222222"/>
-          <w:sz w:val="19"/>
-        </w:rPr>
-        <w:t>metrics.tokenUsage</w:t>
-      </w:r>
-      <w:proofErr w:type="spellEnd"/>
-      <w:proofErr w:type="gramEnd"/>
-      <w:r>
-        <w:rPr>
-          <w:rFonts w:ascii="Consolas" w:hAnsi="Consolas"/>
-          <w:color w:val="222222"/>
-          <w:sz w:val="19"/>
-        </w:rPr>
-        <w:t>)</w:t>
-      </w:r>
-    </w:p>
-    <w:p>
-      <w:pPr>
-        <w:shd w:val="clear" w:color="auto" w:fill="F2F2F2"/>
-        <w:spacing w:after="0"/>
-        <w:ind w:left="216"/>
-      </w:pPr>
-      <w:r>
-        <w:rPr>
-          <w:rFonts w:ascii="Consolas" w:hAnsi="Consolas"/>
-          <w:color w:val="222222"/>
-          <w:sz w:val="19"/>
-        </w:rPr>
-        <w:t xml:space="preserve">                                          │</w:t>
-      </w:r>
-    </w:p>
-    <w:p>
-      <w:pPr>
-        <w:shd w:val="clear" w:color="auto" w:fill="F2F2F2"/>
-        <w:spacing w:after="0"/>
-        <w:ind w:left="216"/>
-      </w:pPr>
-      <w:r>
-        <w:rPr>
-          <w:rFonts w:ascii="Consolas" w:hAnsi="Consolas"/>
-          <w:color w:val="222222"/>
-          <w:sz w:val="19"/>
-        </w:rPr>
-        <w:t xml:space="preserve">                                          ▼</w:t>
-      </w:r>
-    </w:p>
-    <w:p>
-      <w:pPr>
-        <w:shd w:val="clear" w:color="auto" w:fill="F2F2F2"/>
-        <w:spacing w:after="0"/>
-        <w:ind w:left="216"/>
-      </w:pPr>
-      <w:r>
-        <w:rPr>
-          <w:rFonts w:ascii="Consolas" w:hAnsi="Consolas"/>
-          <w:color w:val="222222"/>
-          <w:sz w:val="19"/>
-        </w:rPr>
-        <w:t xml:space="preserve">                              Token Cost Reporter (this connector)</w:t>
-      </w:r>
-    </w:p>
-    <w:p>
-      <w:pPr>
-        <w:shd w:val="clear" w:color="auto" w:fill="F2F2F2"/>
-        <w:spacing w:after="0"/>
-        <w:ind w:left="216"/>
-      </w:pPr>
-      <w:r>
-        <w:rPr>
-          <w:rFonts w:ascii="Consolas" w:hAnsi="Consolas"/>
-          <w:color w:val="222222"/>
-          <w:sz w:val="19"/>
-        </w:rPr>
-        <w:t xml:space="preserve">                                          │</w:t>
-      </w:r>
-    </w:p>
-    <w:p>
-      <w:pPr>
-        <w:shd w:val="clear" w:color="auto" w:fill="F2F2F2"/>
-        <w:spacing w:after="0"/>
-        <w:ind w:left="216"/>
-      </w:pPr>
-      <w:r>
-        <w:rPr>
-          <w:rFonts w:ascii="Consolas" w:hAnsi="Consolas"/>
-          <w:color w:val="222222"/>
-          <w:sz w:val="19"/>
-        </w:rPr>
-        <w:t xml:space="preserve">                    ┌─────────────────────┴─────────────────────┐</w:t>
-      </w:r>
-    </w:p>
-    <w:p>
-      <w:pPr>
-        <w:shd w:val="clear" w:color="auto" w:fill="F2F2F2"/>
-        <w:spacing w:after="0"/>
-        <w:ind w:left="216"/>
-      </w:pPr>
-      <w:r>
-        <w:rPr>
-          <w:rFonts w:ascii="Consolas" w:hAnsi="Consolas"/>
-          <w:color w:val="222222"/>
-          <w:sz w:val="19"/>
-        </w:rPr>
-        <w:t xml:space="preserve">                    ▼                                             ▼</w:t>
-      </w:r>
-    </w:p>
-    <w:p>
-      <w:pPr>
-        <w:shd w:val="clear" w:color="auto" w:fill="F2F2F2"/>
-        <w:spacing w:after="0"/>
-        <w:ind w:left="216"/>
-      </w:pPr>
-      <w:r>
-        <w:rPr>
-          <w:rFonts w:ascii="Consolas" w:hAnsi="Consolas"/>
-          <w:color w:val="222222"/>
-          <w:sz w:val="19"/>
-        </w:rPr>
-        <w:t xml:space="preserve">      </w:t>
-      </w:r>
-      <w:proofErr w:type="spellStart"/>
-      <w:r>
-        <w:rPr>
-          <w:rFonts w:ascii="Consolas" w:hAnsi="Consolas"/>
-          <w:color w:val="222222"/>
-          <w:sz w:val="19"/>
-        </w:rPr>
-        <w:t>tokenCostResult</w:t>
-      </w:r>
-      <w:proofErr w:type="spellEnd"/>
-      <w:r>
-        <w:rPr>
-          <w:rFonts w:ascii="Consolas" w:hAnsi="Consolas"/>
-          <w:color w:val="222222"/>
-          <w:sz w:val="19"/>
-        </w:rPr>
-        <w:t xml:space="preserve"> (process </w:t>
-      </w:r>
-      <w:proofErr w:type="gramStart"/>
-      <w:r>
-        <w:rPr>
-          <w:rFonts w:ascii="Consolas" w:hAnsi="Consolas"/>
-          <w:color w:val="222222"/>
-          <w:sz w:val="19"/>
-        </w:rPr>
-        <w:t xml:space="preserve">variable,   </w:t>
-      </w:r>
-      <w:proofErr w:type="gramEnd"/>
-      <w:r>
-        <w:rPr>
-          <w:rFonts w:ascii="Consolas" w:hAnsi="Consolas"/>
-          <w:color w:val="222222"/>
-          <w:sz w:val="19"/>
-        </w:rPr>
-        <w:t xml:space="preserve">            Prometheus counters</w:t>
-      </w:r>
-    </w:p>
-    <w:p>
-      <w:pPr>
-        <w:shd w:val="clear" w:color="auto" w:fill="F2F2F2"/>
-        <w:spacing w:after="0"/>
-        <w:ind w:left="216"/>
-      </w:pPr>
-      <w:r>
-        <w:rPr>
-          <w:rFonts w:ascii="Consolas" w:hAnsi="Consolas"/>
-          <w:color w:val="222222"/>
-          <w:sz w:val="19"/>
-        </w:rPr>
-        <w:t xml:space="preserve">      visible in Operate/</w:t>
-      </w:r>
-      <w:proofErr w:type="gramStart"/>
-      <w:r>
-        <w:rPr>
-          <w:rFonts w:ascii="Consolas" w:hAnsi="Consolas"/>
-          <w:color w:val="222222"/>
-          <w:sz w:val="19"/>
-        </w:rPr>
-        <w:t xml:space="preserve">Optimize,   </w:t>
-      </w:r>
-      <w:proofErr w:type="gramEnd"/>
-      <w:r>
-        <w:rPr>
-          <w:rFonts w:ascii="Consolas" w:hAnsi="Consolas"/>
-          <w:color w:val="222222"/>
-          <w:sz w:val="19"/>
-        </w:rPr>
-        <w:t xml:space="preserve">               </w:t>
-      </w:r>
-      <w:proofErr w:type="gramStart"/>
-      <w:r>
-        <w:rPr>
-          <w:rFonts w:ascii="Consolas" w:hAnsi="Consolas"/>
-          <w:color w:val="222222"/>
-          <w:sz w:val="19"/>
-        </w:rPr>
-        <w:t xml:space="preserve">   (</w:t>
-      </w:r>
-      <w:proofErr w:type="spellStart"/>
-      <w:proofErr w:type="gramEnd"/>
-      <w:r>
-        <w:rPr>
-          <w:rFonts w:ascii="Consolas" w:hAnsi="Consolas"/>
-          <w:color w:val="222222"/>
-          <w:sz w:val="19"/>
-        </w:rPr>
-        <w:t>governor_calls_total</w:t>
-      </w:r>
-      <w:proofErr w:type="spellEnd"/>
-      <w:r>
-        <w:rPr>
-          <w:rFonts w:ascii="Consolas" w:hAnsi="Consolas"/>
-          <w:color w:val="222222"/>
-          <w:sz w:val="19"/>
-        </w:rPr>
-        <w:t>,</w:t>
-      </w:r>
-    </w:p>
-    <w:p>
-      <w:pPr>
-        <w:shd w:val="clear" w:color="auto" w:fill="F2F2F2"/>
-        <w:spacing w:after="0"/>
-        <w:ind w:left="216"/>
-      </w:pPr>
-      <w:r>
-        <w:rPr>
-          <w:rFonts w:ascii="Consolas" w:hAnsi="Consolas"/>
-          <w:color w:val="222222"/>
-          <w:sz w:val="19"/>
-        </w:rPr>
-        <w:t xml:space="preserve">      usable in downstream </w:t>
-      </w:r>
-      <w:proofErr w:type="gramStart"/>
-      <w:r>
-        <w:rPr>
-          <w:rFonts w:ascii="Consolas" w:hAnsi="Consolas"/>
-          <w:color w:val="222222"/>
-          <w:sz w:val="19"/>
-        </w:rPr>
-        <w:t xml:space="preserve">FEEL)   </w:t>
-      </w:r>
-      <w:proofErr w:type="gramEnd"/>
-      <w:r>
-        <w:rPr>
-          <w:rFonts w:ascii="Consolas" w:hAnsi="Consolas"/>
-          <w:color w:val="222222"/>
-          <w:sz w:val="19"/>
-        </w:rPr>
-        <w:t xml:space="preserve">                    </w:t>
-      </w:r>
-      <w:proofErr w:type="spellStart"/>
-      <w:r>
-        <w:rPr>
-          <w:rFonts w:ascii="Consolas" w:hAnsi="Consolas"/>
-          <w:color w:val="222222"/>
-          <w:sz w:val="19"/>
-        </w:rPr>
-        <w:t>governor_tokens</w:t>
-      </w:r>
-      <w:proofErr w:type="spellEnd"/>
-      <w:r>
-        <w:rPr>
-          <w:rFonts w:ascii="Consolas" w:hAnsi="Consolas"/>
-          <w:color w:val="222222"/>
-          <w:sz w:val="19"/>
-        </w:rPr>
-        <w:t>_*_total,</w:t>
-      </w:r>
-    </w:p>
-    <w:p>
-      <w:pPr>
-        <w:pBdr>
-          <w:top w:val="single" w:sz="4" w:space="4" w:color="C7C7C7"/>
-          <w:bottom w:val="single" w:sz="4" w:space="4" w:color="C7C7C7"/>
-        </w:pBdr>
-        <w:shd w:val="clear" w:color="auto" w:fill="F2F2F2"/>
-        <w:ind w:left="216"/>
-      </w:pPr>
-      <w:r>
-        <w:rPr>
-          <w:rFonts w:ascii="Consolas" w:hAnsi="Consolas"/>
-          <w:color w:val="222222"/>
-          <w:sz w:val="19"/>
-        </w:rPr>
-        <w:t xml:space="preserve">                                                         </w:t>
-      </w:r>
-      <w:proofErr w:type="spellStart"/>
-      <w:r>
-        <w:rPr>
-          <w:rFonts w:ascii="Consolas" w:hAnsi="Consolas"/>
-          <w:color w:val="222222"/>
-          <w:sz w:val="19"/>
-        </w:rPr>
-        <w:t>governor_cost_usd_total</w:t>
-      </w:r>
-      <w:proofErr w:type="spellEnd"/>
-      <w:r>
-        <w:rPr>
-          <w:rFonts w:ascii="Consolas" w:hAnsi="Consolas"/>
-          <w:color w:val="222222"/>
-          <w:sz w:val="19"/>
-        </w:rPr>
-        <w:t>)</w:t>
-      </w:r>
-    </w:p>
-    <w:p>
-      <w:r>
-        <w:t xml:space="preserve">There is nothing else in the picture — no gateway, no proxy, no Redis, no admin dashboard. The connector is one Java class, invoked like any other Camunda outbound connector, that runs entirely inside whatever process already hosts it (typically Camunda's </w:t>
-      </w:r>
-      <w:r>
-        <w:rPr>
-          <w:rFonts w:ascii="Consolas" w:hAnsi="Consolas"/>
-          <w:color w:val="A01E4C"/>
-          <w:sz w:val="20"/>
-        </w:rPr>
-        <w:t>connectors-bundle</w:t>
-      </w:r>
-      <w:r>
-        <w:t>).</w:t>
-      </w:r>
-    </w:p>
-    <w:p>
-      <w:pPr>
-        <w:pStyle w:val="Heading2"/>
-      </w:pPr>
-      <w:bookmarkStart w:id="6" w:name="_Toc241235299"/>
+        <w:lastRenderedPageBreak/>
+        <w:t>2.</w:t>
+      </w:r>
       <w:r>
         <w:rPr>
           <w:rFonts w:ascii="Segoe UI" w:hAnsi="Segoe UI"/>
         </w:rPr>
-        <w:t>2.3 What happens on one call, step by step</w:t>
-      </w:r>
-      <w:bookmarkEnd w:id="6"/>
+        <w:t>2</w:t>
+      </w:r>
+      <w:r>
+        <w:rPr>
+          <w:rFonts w:ascii="Segoe UI" w:hAnsi="Segoe UI"/>
+        </w:rPr>
+        <w:t xml:space="preserve"> What happens on one call, step by step</w:t>
+      </w:r>
+      <w:bookmarkEnd w:id="4"/>
     </w:p>
     <w:p>
       <w:pPr>
@@ -3198,7 +2636,7 @@
       </w:r>
       <w:proofErr w:type="spellEnd"/>
       <w:r>
-        <w:t xml:space="preserve"> (see Section 13 for exactly what it does and doesn't include).</w:t>
+        <w:t xml:space="preserve"> </w:t>
       </w:r>
     </w:p>
     <w:p>
@@ -3265,7 +2703,7 @@
         <w:t>GOVERNOR_PRICE_TABLE</w:t>
       </w:r>
       <w:r>
-        <w:t xml:space="preserve"> cluster secret's table, then in its own bundled default table.</w:t>
+        <w:t xml:space="preserve"> cluster secret's table.</w:t>
       </w:r>
     </w:p>
     <w:p>
@@ -3277,7 +2715,6 @@
         <w:ind w:left="432" w:hanging="432"/>
       </w:pPr>
       <w:r>
-        <w:lastRenderedPageBreak/>
         <w:t>5.</w:t>
       </w:r>
       <w:r>
@@ -3343,16 +2780,84 @@
     </w:p>
     <w:p>
       <w:pPr>
+        <w:tabs>
+          <w:tab w:val="left" w:pos="432"/>
+        </w:tabs>
+        <w:spacing w:after="80"/>
+        <w:ind w:left="432" w:hanging="432"/>
+      </w:pPr>
+    </w:p>
+    <w:p>
+      <w:pPr>
+        <w:tabs>
+          <w:tab w:val="left" w:pos="432"/>
+        </w:tabs>
+        <w:spacing w:after="80"/>
+        <w:ind w:left="432" w:hanging="432"/>
+      </w:pPr>
+      <w:r>
+        <w:rPr>
+          <w:noProof/>
+        </w:rPr>
+        <w:drawing>
+          <wp:inline distT="0" distB="0" distL="0" distR="0" wp14:anchorId="142E56F7" wp14:editId="3C82EDF3">
+            <wp:extent cx="6858000" cy="4351655"/>
+            <wp:effectExtent l="0" t="0" r="0" b="0"/>
+            <wp:docPr id="448992303" name="Picture 1"/>
+            <wp:cNvGraphicFramePr>
+              <a:graphicFrameLocks xmlns:a="http://schemas.openxmlformats.org/drawingml/2006/main" noChangeAspect="1"/>
+            </wp:cNvGraphicFramePr>
+            <a:graphic xmlns:a="http://schemas.openxmlformats.org/drawingml/2006/main">
+              <a:graphicData uri="http://schemas.openxmlformats.org/drawingml/2006/picture">
+                <pic:pic xmlns:pic="http://schemas.openxmlformats.org/drawingml/2006/picture">
+                  <pic:nvPicPr>
+                    <pic:cNvPr id="448992303" name=""/>
+                    <pic:cNvPicPr/>
+                  </pic:nvPicPr>
+                  <pic:blipFill>
+                    <a:blip r:embed="rId7"/>
+                    <a:stretch>
+                      <a:fillRect/>
+                    </a:stretch>
+                  </pic:blipFill>
+                  <pic:spPr>
+                    <a:xfrm>
+                      <a:off x="0" y="0"/>
+                      <a:ext cx="6858000" cy="4351655"/>
+                    </a:xfrm>
+                    <a:prstGeom prst="rect">
+                      <a:avLst/>
+                    </a:prstGeom>
+                  </pic:spPr>
+                </pic:pic>
+              </a:graphicData>
+            </a:graphic>
+          </wp:inline>
+        </w:drawing>
+      </w:r>
+    </w:p>
+    <w:p>
+      <w:pPr>
+        <w:tabs>
+          <w:tab w:val="left" w:pos="432"/>
+        </w:tabs>
+        <w:spacing w:after="80"/>
+        <w:ind w:left="432" w:hanging="432"/>
+      </w:pPr>
+    </w:p>
+    <w:p>
+      <w:pPr>
         <w:pStyle w:val="Heading1"/>
       </w:pPr>
-      <w:bookmarkStart w:id="7" w:name="_Toc241235300"/>
+      <w:bookmarkStart w:id="5" w:name="_Toc241254636"/>
       <w:r>
         <w:rPr>
           <w:rFonts w:ascii="Segoe UI" w:hAnsi="Segoe UI"/>
         </w:rPr>
+        <w:lastRenderedPageBreak/>
         <w:t>3. Prerequisites</w:t>
       </w:r>
-      <w:bookmarkEnd w:id="7"/>
+      <w:bookmarkEnd w:id="5"/>
     </w:p>
     <w:tbl>
       <w:tblPr>
@@ -3662,56 +3167,17 @@
       </w:pPr>
     </w:p>
     <w:p>
-      <w:r>
-        <w:t xml:space="preserve">Notice what's </w:t>
-      </w:r>
-      <w:r>
-        <w:rPr>
-          <w:b/>
-        </w:rPr>
-        <w:t>not</w:t>
-      </w:r>
-      <w:r>
-        <w:t xml:space="preserve"> in this list </w:t>
-      </w:r>
-      <w:proofErr w:type="gramStart"/>
-      <w:r>
-        <w:t>any more</w:t>
-      </w:r>
-      <w:proofErr w:type="gramEnd"/>
-      <w:r>
-        <w:t>: no Redis, no LLM provider API keys (this connector never talks to a provider), no admin dashboard credentials. The connector needs nothing beyond a Camunda cluster to deploy into, and optionally the one cluster secret in Section 5.</w:t>
-      </w:r>
-    </w:p>
-    <w:p>
-      <w:pPr>
-        <w:spacing w:after="200"/>
-        <w:rPr>
-          <w:rFonts w:eastAsiaTheme="majorEastAsia" w:cstheme="majorBidi"/>
-          <w:b/>
-          <w:bCs/>
-          <w:color w:val="1F3864"/>
-          <w:sz w:val="36"/>
-          <w:szCs w:val="28"/>
-        </w:rPr>
-      </w:pPr>
-      <w:bookmarkStart w:id="8" w:name="_Toc241235301"/>
-      <w:r>
-        <w:br w:type="page"/>
-      </w:r>
-    </w:p>
-    <w:p>
       <w:pPr>
         <w:pStyle w:val="Heading1"/>
       </w:pPr>
+      <w:bookmarkStart w:id="6" w:name="_Toc241254637"/>
       <w:r>
         <w:rPr>
           <w:rFonts w:ascii="Segoe UI" w:hAnsi="Segoe UI"/>
         </w:rPr>
-        <w:lastRenderedPageBreak/>
         <w:t>4. Installation, step by step</w:t>
       </w:r>
-      <w:bookmarkEnd w:id="8"/>
+      <w:bookmarkEnd w:id="6"/>
     </w:p>
     <w:p>
       <w:pPr>
@@ -4021,6 +3487,7 @@
         <w:ind w:left="432" w:hanging="432"/>
       </w:pPr>
       <w:r>
+        <w:lastRenderedPageBreak/>
         <w:t>5.</w:t>
       </w:r>
       <w:r>
@@ -4043,7 +3510,7 @@
       <w:pPr>
         <w:pStyle w:val="Heading1"/>
       </w:pPr>
-      <w:bookmarkStart w:id="9" w:name="_Toc241235302"/>
+      <w:bookmarkStart w:id="7" w:name="_Toc241254638"/>
       <w:r>
         <w:rPr>
           <w:rFonts w:ascii="Segoe UI" w:hAnsi="Segoe UI"/>
@@ -4063,95 +3530,20 @@
         </w:rPr>
         <w:t xml:space="preserve"> secret)</w:t>
       </w:r>
-      <w:bookmarkEnd w:id="9"/>
+      <w:bookmarkEnd w:id="7"/>
     </w:p>
     <w:p>
       <w:pPr>
         <w:pStyle w:val="Heading2"/>
       </w:pPr>
-      <w:bookmarkStart w:id="10" w:name="_Toc241235303"/>
+      <w:bookmarkStart w:id="8" w:name="_Toc241254639"/>
       <w:r>
         <w:rPr>
           <w:rFonts w:ascii="Segoe UI" w:hAnsi="Segoe UI"/>
         </w:rPr>
-        <w:t>5.1 Why a cluster secret, not a form field</w:t>
-      </w:r>
-      <w:bookmarkEnd w:id="10"/>
-    </w:p>
-    <w:p>
-      <w:r>
-        <w:t xml:space="preserve">Prices are the one thing every developer using this connector across your organization needs the </w:t>
-      </w:r>
-      <w:r>
-        <w:rPr>
-          <w:i/>
-        </w:rPr>
-        <w:t>same</w:t>
-      </w:r>
-      <w:r>
-        <w:t xml:space="preserve"> answer to, and that changes over time as providers update their pricing. Putting it in a single cluster secret means:</w:t>
-      </w:r>
-    </w:p>
-    <w:p>
-      <w:pPr>
-        <w:tabs>
-          <w:tab w:val="left" w:pos="432"/>
-        </w:tabs>
-        <w:spacing w:after="80"/>
-        <w:ind w:left="432" w:hanging="432"/>
-      </w:pPr>
-      <w:r>
-        <w:t>•</w:t>
-      </w:r>
-      <w:r>
-        <w:tab/>
-        <w:t xml:space="preserve">Every element that uses this connector automatically gets the current price list — nobody types a price into Modeler by hand, and nobody can </w:t>
-      </w:r>
-      <w:proofErr w:type="gramStart"/>
-      <w:r>
-        <w:t>typo</w:t>
-      </w:r>
-      <w:proofErr w:type="gramEnd"/>
-      <w:r>
-        <w:t xml:space="preserve"> one.</w:t>
-      </w:r>
-    </w:p>
-    <w:p>
-      <w:pPr>
-        <w:tabs>
-          <w:tab w:val="left" w:pos="432"/>
-        </w:tabs>
-        <w:spacing w:after="80"/>
-        <w:ind w:left="432" w:hanging="432"/>
-      </w:pPr>
-      <w:r>
-        <w:t>•</w:t>
-      </w:r>
-      <w:r>
-        <w:tab/>
-        <w:t xml:space="preserve">Updating a price, or adding a new model, is a one-time edit to the secret — no connector </w:t>
-      </w:r>
-      <w:proofErr w:type="gramStart"/>
-      <w:r>
-        <w:t>redeploy</w:t>
-      </w:r>
-      <w:proofErr w:type="gramEnd"/>
-      <w:r>
-        <w:t>, no BPMN diagram changes.</w:t>
-      </w:r>
-    </w:p>
-    <w:p>
-      <w:pPr>
-        <w:pStyle w:val="Heading2"/>
-      </w:pPr>
-      <w:bookmarkStart w:id="11" w:name="_Toc241235304"/>
-      <w:r>
-        <w:rPr>
-          <w:rFonts w:ascii="Segoe UI" w:hAnsi="Segoe UI"/>
-        </w:rPr>
-        <w:t>5.2 Creating the secret</w:t>
-      </w:r>
-      <w:bookmarkEnd w:id="11"/>
+        <w:t>Creating the secret</w:t>
+      </w:r>
+      <w:bookmarkEnd w:id="8"/>
     </w:p>
     <w:p>
       <w:pPr>
@@ -4268,7 +3660,6 @@
           <w:color w:val="222222"/>
           <w:sz w:val="19"/>
         </w:rPr>
-        <w:lastRenderedPageBreak/>
         <w:t xml:space="preserve">     </w:t>
       </w:r>
       <w:proofErr w:type="gramStart"/>
@@ -4808,14 +4199,15 @@
       <w:pPr>
         <w:pStyle w:val="Heading2"/>
       </w:pPr>
-      <w:bookmarkStart w:id="12" w:name="_Toc241235305"/>
+      <w:bookmarkStart w:id="9" w:name="_Toc241254640"/>
       <w:r>
         <w:rPr>
           <w:rFonts w:ascii="Segoe UI" w:hAnsi="Segoe UI"/>
         </w:rPr>
+        <w:lastRenderedPageBreak/>
         <w:t>5.3 Two behaviors worth understanding before you rely on this</w:t>
       </w:r>
-      <w:bookmarkEnd w:id="12"/>
+      <w:bookmarkEnd w:id="9"/>
     </w:p>
     <w:p>
       <w:pPr>
@@ -4889,14 +4281,14 @@
       <w:pPr>
         <w:pStyle w:val="Heading2"/>
       </w:pPr>
-      <w:bookmarkStart w:id="13" w:name="_Toc241235306"/>
+      <w:bookmarkStart w:id="10" w:name="_Toc241254641"/>
       <w:r>
         <w:rPr>
           <w:rFonts w:ascii="Segoe UI" w:hAnsi="Segoe UI"/>
         </w:rPr>
         <w:t>5.4 The bundled default table</w:t>
       </w:r>
-      <w:bookmarkEnd w:id="13"/>
+      <w:bookmarkEnd w:id="10"/>
     </w:p>
     <w:p>
       <w:r>
@@ -4948,38 +4340,34 @@
       </w:r>
       <w:proofErr w:type="spellEnd"/>
       <w:r>
-        <w:t xml:space="preserve"> for the exact current list — it changes independently of this manual). Treat it as a placeholder to </w:t>
-      </w:r>
-      <w:r>
-        <w:lastRenderedPageBreak/>
-        <w:t>get started with, not a source of truth for real cost tracking; configure the cluster secret with real, current prices before relying on the numbers for anything that matters.</w:t>
+        <w:t xml:space="preserve"> for the exact current list — it changes independently of this manual). Treat it as a placeholder to get started with, not a source of truth for real cost tracking; configure the cluster secret with real, current prices before relying on the numbers for anything that matters.</w:t>
       </w:r>
     </w:p>
     <w:p>
       <w:pPr>
         <w:pStyle w:val="Heading1"/>
       </w:pPr>
-      <w:bookmarkStart w:id="14" w:name="_Toc241235307"/>
+      <w:bookmarkStart w:id="11" w:name="_Toc241254642"/>
       <w:r>
         <w:rPr>
           <w:rFonts w:ascii="Segoe UI" w:hAnsi="Segoe UI"/>
         </w:rPr>
         <w:t>6. Configuring the connector in Modeler, step by step</w:t>
       </w:r>
-      <w:bookmarkEnd w:id="14"/>
+      <w:bookmarkEnd w:id="11"/>
     </w:p>
     <w:p>
       <w:pPr>
         <w:pStyle w:val="Heading2"/>
       </w:pPr>
-      <w:bookmarkStart w:id="15" w:name="_Toc241235308"/>
+      <w:bookmarkStart w:id="12" w:name="_Toc241254643"/>
       <w:r>
         <w:rPr>
           <w:rFonts w:ascii="Segoe UI" w:hAnsi="Segoe UI"/>
         </w:rPr>
         <w:t>6.1 Installing the element template</w:t>
       </w:r>
-      <w:bookmarkEnd w:id="15"/>
+      <w:bookmarkEnd w:id="12"/>
     </w:p>
     <w:p>
       <w:pPr>
@@ -5301,14 +4689,14 @@
       <w:pPr>
         <w:pStyle w:val="Heading2"/>
       </w:pPr>
-      <w:bookmarkStart w:id="16" w:name="_Toc241235309"/>
+      <w:bookmarkStart w:id="13" w:name="_Toc241254644"/>
       <w:r>
         <w:rPr>
           <w:rFonts w:ascii="Segoe UI" w:hAnsi="Segoe UI"/>
         </w:rPr>
         <w:t>6.2 Adding the connector to your process</w:t>
       </w:r>
-      <w:bookmarkEnd w:id="16"/>
+      <w:bookmarkEnd w:id="13"/>
     </w:p>
     <w:p>
       <w:pPr>
@@ -5378,6 +4766,7 @@
         <w:ind w:left="432" w:hanging="432"/>
       </w:pPr>
       <w:r>
+        <w:lastRenderedPageBreak/>
         <w:t>3.</w:t>
       </w:r>
       <w:r>
@@ -5800,7 +5189,6 @@
               <w:rPr>
                 <w:sz w:val="20"/>
               </w:rPr>
-              <w:lastRenderedPageBreak/>
               <w:t>Output tokens</w:t>
             </w:r>
           </w:p>
@@ -6038,14 +5426,14 @@
       <w:pPr>
         <w:pStyle w:val="Heading2"/>
       </w:pPr>
-      <w:bookmarkStart w:id="17" w:name="_Toc241235310"/>
+      <w:bookmarkStart w:id="14" w:name="_Toc241254645"/>
       <w:r>
         <w:rPr>
           <w:rFonts w:ascii="Segoe UI" w:hAnsi="Segoe UI"/>
         </w:rPr>
         <w:t>6.3 The result shape</w:t>
       </w:r>
-      <w:bookmarkEnd w:id="17"/>
+      <w:bookmarkEnd w:id="14"/>
     </w:p>
     <w:p>
       <w:pPr>
@@ -6447,6 +5835,7 @@
                 <w:color w:val="A01E4C"/>
                 <w:sz w:val="20"/>
               </w:rPr>
+              <w:lastRenderedPageBreak/>
               <w:t>costUsd</w:t>
             </w:r>
             <w:proofErr w:type="spellEnd"/>
@@ -6672,33 +6061,16 @@
     </w:p>
     <w:p>
       <w:pPr>
-        <w:spacing w:after="200"/>
-        <w:rPr>
-          <w:rFonts w:eastAsiaTheme="majorEastAsia" w:cstheme="majorBidi"/>
-          <w:b/>
-          <w:bCs/>
-          <w:color w:val="2E75B6"/>
-          <w:sz w:val="28"/>
-          <w:szCs w:val="26"/>
-        </w:rPr>
-      </w:pPr>
-      <w:bookmarkStart w:id="18" w:name="_Toc241235311"/>
-      <w:r>
-        <w:br w:type="page"/>
-      </w:r>
-    </w:p>
-    <w:p>
-      <w:pPr>
         <w:pStyle w:val="Heading2"/>
       </w:pPr>
+      <w:bookmarkStart w:id="15" w:name="_Toc241254646"/>
       <w:r>
         <w:rPr>
           <w:rFonts w:ascii="Segoe UI" w:hAnsi="Segoe UI"/>
         </w:rPr>
-        <w:lastRenderedPageBreak/>
         <w:t>6.4 Two complete worked examples</w:t>
       </w:r>
-      <w:bookmarkEnd w:id="18"/>
+      <w:bookmarkEnd w:id="15"/>
     </w:p>
     <w:p>
       <w:r>
@@ -7047,17 +6419,36 @@
     </w:p>
     <w:p>
       <w:pPr>
-        <w:spacing w:after="40"/>
-        <w:rPr>
-          <w:color w:val="000000" w:themeColor="text1"/>
-        </w:rPr>
-      </w:pPr>
-      <w:r>
+        <w:spacing w:after="200"/>
         <w:rPr>
           <w:b/>
           <w:color w:val="000000" w:themeColor="text1"/>
           <w:sz w:val="20"/>
         </w:rPr>
+      </w:pPr>
+      <w:r>
+        <w:rPr>
+          <w:b/>
+          <w:color w:val="000000" w:themeColor="text1"/>
+          <w:sz w:val="20"/>
+        </w:rPr>
+        <w:br w:type="page"/>
+      </w:r>
+    </w:p>
+    <w:p>
+      <w:pPr>
+        <w:spacing w:after="40"/>
+        <w:rPr>
+          <w:color w:val="000000" w:themeColor="text1"/>
+        </w:rPr>
+      </w:pPr>
+      <w:r>
+        <w:rPr>
+          <w:b/>
+          <w:color w:val="000000" w:themeColor="text1"/>
+          <w:sz w:val="20"/>
+        </w:rPr>
+        <w:lastRenderedPageBreak/>
         <w:t>Quick Answer (small context</w:t>
       </w:r>
       <w:proofErr w:type="gramStart"/>
@@ -7103,7 +6494,7 @@
                     <pic:cNvPicPr/>
                   </pic:nvPicPr>
                   <pic:blipFill>
-                    <a:blip r:embed="rId6"/>
+                    <a:blip r:embed="rId8"/>
                     <a:stretch>
                       <a:fillRect/>
                     </a:stretch>
@@ -7175,7 +6566,7 @@
                     <pic:cNvPicPr/>
                   </pic:nvPicPr>
                   <pic:blipFill>
-                    <a:blip r:embed="rId7"/>
+                    <a:blip r:embed="rId9"/>
                     <a:stretch>
                       <a:fillRect/>
                     </a:stretch>
@@ -7200,14 +6591,14 @@
       <w:pPr>
         <w:pStyle w:val="Heading1"/>
       </w:pPr>
-      <w:bookmarkStart w:id="19" w:name="_Toc241235312"/>
+      <w:bookmarkStart w:id="16" w:name="_Toc241254647"/>
       <w:r>
         <w:rPr>
           <w:rFonts w:ascii="Segoe UI" w:hAnsi="Segoe UI"/>
         </w:rPr>
         <w:t>7. BPMN error codes</w:t>
       </w:r>
-      <w:bookmarkEnd w:id="19"/>
+      <w:bookmarkEnd w:id="16"/>
     </w:p>
     <w:tbl>
       <w:tblPr>
@@ -7413,14 +6804,14 @@
       <w:pPr>
         <w:pStyle w:val="Heading1"/>
       </w:pPr>
-      <w:bookmarkStart w:id="20" w:name="_Toc241235313"/>
+      <w:bookmarkStart w:id="17" w:name="_Toc241254648"/>
       <w:r>
         <w:rPr>
           <w:rFonts w:ascii="Segoe UI" w:hAnsi="Segoe UI"/>
         </w:rPr>
         <w:t>8. Prometheus metrics</w:t>
       </w:r>
-      <w:bookmarkEnd w:id="20"/>
+      <w:bookmarkEnd w:id="17"/>
     </w:p>
     <w:p>
       <w:r>
@@ -7746,14 +7137,14 @@
       <w:pPr>
         <w:pStyle w:val="Heading2"/>
       </w:pPr>
-      <w:bookmarkStart w:id="21" w:name="_Toc241235314"/>
+      <w:bookmarkStart w:id="18" w:name="_Toc241254649"/>
       <w:r>
         <w:rPr>
           <w:rFonts w:ascii="Segoe UI" w:hAnsi="Segoe UI"/>
         </w:rPr>
         <w:t>8.1 Why this works with no extra setup</w:t>
       </w:r>
-      <w:bookmarkEnd w:id="21"/>
+      <w:bookmarkEnd w:id="18"/>
     </w:p>
     <w:p>
       <w:r>
@@ -7840,14 +7231,14 @@
       <w:pPr>
         <w:pStyle w:val="Heading2"/>
       </w:pPr>
-      <w:bookmarkStart w:id="22" w:name="_Toc241235315"/>
+      <w:bookmarkStart w:id="19" w:name="_Toc241254650"/>
       <w:r>
         <w:rPr>
           <w:rFonts w:ascii="Segoe UI" w:hAnsi="Segoe UI"/>
         </w:rPr>
         <w:t>8.2 Wiring up charts</w:t>
       </w:r>
-      <w:bookmarkEnd w:id="22"/>
+      <w:bookmarkEnd w:id="19"/>
     </w:p>
     <w:p>
       <w:pPr>
@@ -8078,7 +7469,7 @@
       <w:pPr>
         <w:pStyle w:val="Heading1"/>
       </w:pPr>
-      <w:bookmarkStart w:id="23" w:name="_Toc241235316"/>
+      <w:bookmarkStart w:id="20" w:name="_Toc241254651"/>
       <w:r>
         <w:rPr>
           <w:rFonts w:ascii="Segoe UI" w:hAnsi="Segoe UI"/>
@@ -8086,7 +7477,7 @@
         <w:lastRenderedPageBreak/>
         <w:t>9. Reporting in Camunda Optimize</w:t>
       </w:r>
-      <w:bookmarkEnd w:id="23"/>
+      <w:bookmarkEnd w:id="20"/>
     </w:p>
     <w:p>
       <w:r>
@@ -8163,7 +7554,7 @@
       <w:pPr>
         <w:pStyle w:val="Heading2"/>
       </w:pPr>
-      <w:bookmarkStart w:id="24" w:name="_Toc241235317"/>
+      <w:bookmarkStart w:id="21" w:name="_Toc241254652"/>
       <w:r>
         <w:rPr>
           <w:rFonts w:ascii="Segoe UI" w:hAnsi="Segoe UI"/>
@@ -8182,7 +7573,7 @@
         </w:rPr>
         <w:t xml:space="preserve"> Import the ready-made dashboard (recommended)</w:t>
       </w:r>
-      <w:bookmarkEnd w:id="24"/>
+      <w:bookmarkEnd w:id="21"/>
     </w:p>
     <w:p>
       <w:r>
@@ -8644,7 +8035,7 @@
                     <pic:cNvPicPr/>
                   </pic:nvPicPr>
                   <pic:blipFill>
-                    <a:blip r:embed="rId8"/>
+                    <a:blip r:embed="rId10"/>
                     <a:stretch>
                       <a:fillRect/>
                     </a:stretch>
@@ -8694,7 +8085,7 @@
                     <pic:cNvPicPr/>
                   </pic:nvPicPr>
                   <pic:blipFill>
-                    <a:blip r:embed="rId9"/>
+                    <a:blip r:embed="rId11"/>
                     <a:stretch>
                       <a:fillRect/>
                     </a:stretch>
@@ -8717,9 +8108,59 @@
     </w:p>
     <w:p>
       <w:pPr>
+        <w:spacing w:after="40"/>
+      </w:pPr>
+    </w:p>
+    <w:p>
+      <w:pPr>
+        <w:spacing w:after="40"/>
+      </w:pPr>
+      <w:r>
+        <w:rPr>
+          <w:noProof/>
+        </w:rPr>
+        <w:drawing>
+          <wp:inline distT="0" distB="0" distL="0" distR="0" wp14:anchorId="6AE47CF2" wp14:editId="6123DD4E">
+            <wp:extent cx="6858000" cy="908050"/>
+            <wp:effectExtent l="0" t="0" r="0" b="6350"/>
+            <wp:docPr id="867504042" name="Picture 1"/>
+            <wp:cNvGraphicFramePr>
+              <a:graphicFrameLocks xmlns:a="http://schemas.openxmlformats.org/drawingml/2006/main" noChangeAspect="1"/>
+            </wp:cNvGraphicFramePr>
+            <a:graphic xmlns:a="http://schemas.openxmlformats.org/drawingml/2006/main">
+              <a:graphicData uri="http://schemas.openxmlformats.org/drawingml/2006/picture">
+                <pic:pic xmlns:pic="http://schemas.openxmlformats.org/drawingml/2006/picture">
+                  <pic:nvPicPr>
+                    <pic:cNvPr id="867504042" name=""/>
+                    <pic:cNvPicPr/>
+                  </pic:nvPicPr>
+                  <pic:blipFill>
+                    <a:blip r:embed="rId12"/>
+                    <a:stretch>
+                      <a:fillRect/>
+                    </a:stretch>
+                  </pic:blipFill>
+                  <pic:spPr>
+                    <a:xfrm>
+                      <a:off x="0" y="0"/>
+                      <a:ext cx="6858000" cy="908050"/>
+                    </a:xfrm>
+                    <a:prstGeom prst="rect">
+                      <a:avLst/>
+                    </a:prstGeom>
+                  </pic:spPr>
+                </pic:pic>
+              </a:graphicData>
+            </a:graphic>
+          </wp:inline>
+        </w:drawing>
+      </w:r>
+    </w:p>
+    <w:p>
+      <w:pPr>
         <w:pStyle w:val="Heading2"/>
       </w:pPr>
-      <w:bookmarkStart w:id="25" w:name="_Toc241235318"/>
+      <w:bookmarkStart w:id="22" w:name="_Toc241254653"/>
       <w:r>
         <w:rPr>
           <w:rFonts w:ascii="Segoe UI" w:hAnsi="Segoe UI"/>
@@ -8738,7 +8179,7 @@
         </w:rPr>
         <w:t xml:space="preserve"> Why this works, and its limits</w:t>
       </w:r>
-      <w:bookmarkEnd w:id="25"/>
+      <w:bookmarkEnd w:id="22"/>
     </w:p>
     <w:p>
       <w:r>
@@ -8866,11 +8307,12 @@
       <w:pPr>
         <w:pStyle w:val="Heading1"/>
       </w:pPr>
-      <w:bookmarkStart w:id="26" w:name="_Toc241235319"/>
+      <w:bookmarkStart w:id="23" w:name="_Toc241254654"/>
       <w:r>
         <w:rPr>
           <w:rFonts w:ascii="Segoe UI" w:hAnsi="Segoe UI"/>
         </w:rPr>
+        <w:lastRenderedPageBreak/>
         <w:t>1</w:t>
       </w:r>
       <w:r>
@@ -8885,7 +8327,7 @@
         </w:rPr>
         <w:t>. Troubleshooting / FAQ</w:t>
       </w:r>
-      <w:bookmarkEnd w:id="26"/>
+      <w:bookmarkEnd w:id="23"/>
     </w:p>
     <w:tbl>
       <w:tblPr>
@@ -8971,14 +8413,7 @@
               <w:rPr>
                 <w:sz w:val="20"/>
               </w:rPr>
-              <w:t xml:space="preserve">A Token Cost Reporter job fails immediately, before </w:t>
-            </w:r>
-            <w:r>
-              <w:rPr>
-                <w:sz w:val="20"/>
-              </w:rPr>
-              <w:lastRenderedPageBreak/>
-              <w:t>even reaching this connector's own logic</w:t>
+              <w:t>A Token Cost Reporter job fails immediately, before even reaching this connector's own logic</w:t>
             </w:r>
           </w:p>
         </w:tc>
@@ -8991,7 +8426,6 @@
               <w:rPr>
                 <w:sz w:val="20"/>
               </w:rPr>
-              <w:lastRenderedPageBreak/>
               <w:t xml:space="preserve">The </w:t>
             </w:r>
             <w:r>
@@ -9041,14 +8475,7 @@
               <w:rPr>
                 <w:sz w:val="20"/>
               </w:rPr>
-              <w:t xml:space="preserve"> per Section 5.2. A missing secret is a </w:t>
-            </w:r>
-            <w:r>
-              <w:rPr>
-                <w:sz w:val="20"/>
-              </w:rPr>
-              <w:lastRenderedPageBreak/>
-              <w:t>hard failure by Camunda's own design, not a graceful fallback.</w:t>
+              <w:t xml:space="preserve"> per Section 5.2. A missing secret is a hard failure by Camunda's own design, not a graceful fallback.</w:t>
             </w:r>
           </w:p>
         </w:tc>
@@ -9068,7 +8495,6 @@
                 <w:color w:val="A01E4C"/>
                 <w:sz w:val="20"/>
               </w:rPr>
-              <w:lastRenderedPageBreak/>
               <w:t>PRICE_NOT_FOUND</w:t>
             </w:r>
             <w:r>
@@ -9756,7 +9182,14 @@
               <w:rPr>
                 <w:sz w:val="20"/>
               </w:rPr>
-              <w:t xml:space="preserve"> endpoint. The Deployment Guide, Section 12.4, explains each line.</w:t>
+              <w:t xml:space="preserve"> endpoint. The </w:t>
+            </w:r>
+            <w:r>
+              <w:rPr>
+                <w:sz w:val="20"/>
+              </w:rPr>
+              <w:lastRenderedPageBreak/>
+              <w:t>Deployment Guide, Section 12.4, explains each line.</w:t>
             </w:r>
           </w:p>
         </w:tc>
@@ -9774,6 +9207,7 @@
               <w:rPr>
                 <w:sz w:val="20"/>
               </w:rPr>
+              <w:lastRenderedPageBreak/>
               <w:t xml:space="preserve">The job fails with </w:t>
             </w:r>
             <w:proofErr w:type="spellStart"/>
@@ -9839,14 +9273,7 @@
               <w:rPr>
                 <w:sz w:val="20"/>
               </w:rPr>
-              <w:t xml:space="preserve"> its result (e.g. a different variable name, or a different template version that nests usage </w:t>
-            </w:r>
-            <w:r>
-              <w:rPr>
-                <w:sz w:val="20"/>
-              </w:rPr>
-              <w:lastRenderedPageBreak/>
-              <w:t xml:space="preserve">differently than </w:t>
+              <w:t xml:space="preserve"> its result (e.g. a different variable name, or a different template version that nests usage differently than </w:t>
             </w:r>
             <w:proofErr w:type="spellStart"/>
             <w:proofErr w:type="gramStart"/>
@@ -9895,7 +9322,6 @@
               <w:rPr>
                 <w:sz w:val="20"/>
               </w:rPr>
-              <w:lastRenderedPageBreak/>
               <w:t>Inspect the AI Agent Task's actual output variable in a completed process instance (Operate) and adjust the FEEL expressions in Section 6.2 to match.</w:t>
             </w:r>
           </w:p>
@@ -9916,14 +9342,14 @@
       <w:pPr>
         <w:pStyle w:val="Heading1"/>
       </w:pPr>
-      <w:bookmarkStart w:id="27" w:name="_Toc241235320"/>
+      <w:bookmarkStart w:id="24" w:name="_Toc241254655"/>
       <w:r>
         <w:rPr>
           <w:rFonts w:ascii="Segoe UI" w:hAnsi="Segoe UI"/>
         </w:rPr>
         <w:t>13. Known limitations</w:t>
       </w:r>
-      <w:bookmarkEnd w:id="27"/>
+      <w:bookmarkEnd w:id="24"/>
     </w:p>
     <w:p>
       <w:pPr>
@@ -11029,7 +10455,6 @@
   <w:style w:type="character" w:default="1" w:styleId="DefaultParagraphFont">
     <w:name w:val="Default Paragraph Font"/>
     <w:uiPriority w:val="1"/>
-    <w:semiHidden/>
     <w:unhideWhenUsed/>
   </w:style>
   <w:style w:type="table" w:default="1" w:styleId="TableNormal">
